--- a/DOCUMENT/4_Chapter1_Introduction_ProjectProfile.docx
+++ b/DOCUMENT/4_Chapter1_Introduction_ProjectProfile.docx
@@ -6,10 +6,13 @@
       <w:pPr>
         <w:spacing w:after="120"/>
         <w:jc w:val="center"/>
+        <w:rPr>
+          <w:rFonts w:asciiTheme="majorHAnsi" w:hAnsiTheme="majorHAnsi" w:cstheme="majorHAnsi"/>
+        </w:rPr>
       </w:pPr>
       <w:r>
         <w:rPr>
-          <w:rFonts w:ascii="Times New Roman" w:hAnsi="Times New Roman"/>
+          <w:rFonts w:asciiTheme="majorHAnsi" w:hAnsiTheme="majorHAnsi" w:cstheme="majorHAnsi"/>
           <w:b/>
           <w:sz w:val="32"/>
         </w:rPr>
@@ -20,10 +23,13 @@
       <w:pPr>
         <w:spacing w:after="120"/>
         <w:jc w:val="center"/>
+        <w:rPr>
+          <w:rFonts w:asciiTheme="majorHAnsi" w:hAnsiTheme="majorHAnsi" w:cstheme="majorHAnsi"/>
+        </w:rPr>
       </w:pPr>
       <w:r>
         <w:rPr>
-          <w:rFonts w:ascii="Times New Roman" w:hAnsi="Times New Roman"/>
+          <w:rFonts w:asciiTheme="majorHAnsi" w:hAnsiTheme="majorHAnsi" w:cstheme="majorHAnsi"/>
           <w:b/>
           <w:color w:val="B91C1C"/>
           <w:sz w:val="36"/>
@@ -34,24 +40,18 @@
     <w:p>
       <w:pPr>
         <w:spacing w:before="280" w:after="160"/>
+        <w:rPr>
+          <w:rFonts w:asciiTheme="majorHAnsi" w:hAnsiTheme="majorHAnsi" w:cstheme="majorHAnsi"/>
+        </w:rPr>
       </w:pPr>
       <w:r>
         <w:rPr>
-          <w:rFonts w:ascii="Times New Roman" w:hAnsi="Times New Roman"/>
+          <w:rFonts w:asciiTheme="majorHAnsi" w:hAnsiTheme="majorHAnsi" w:cstheme="majorHAnsi"/>
           <w:b/>
           <w:color w:val="B91C1C"/>
           <w:sz w:val="28"/>
         </w:rPr>
-        <w:t>1.1 Project</w:t>
-      </w:r>
-      <w:r>
-        <w:rPr>
-          <w:rFonts w:ascii="Times New Roman" w:hAnsi="Times New Roman"/>
-          <w:b/>
-          <w:color w:val="B91C1C"/>
-          <w:sz w:val="28"/>
-        </w:rPr>
-        <w:t xml:space="preserve"> Profile</w:t>
+        <w:t>1.1 Project Profile</w:t>
       </w:r>
     </w:p>
     <w:tbl>
@@ -88,9 +88,14 @@
             <w:vAlign w:val="center"/>
           </w:tcPr>
           <w:p>
+            <w:pPr>
+              <w:rPr>
+                <w:rFonts w:asciiTheme="majorHAnsi" w:hAnsiTheme="majorHAnsi" w:cstheme="majorHAnsi"/>
+              </w:rPr>
+            </w:pPr>
             <w:r>
               <w:rPr>
-                <w:rFonts w:ascii="Times New Roman" w:hAnsi="Times New Roman"/>
+                <w:rFonts w:asciiTheme="majorHAnsi" w:hAnsiTheme="majorHAnsi" w:cstheme="majorHAnsi"/>
                 <w:b/>
                 <w:sz w:val="24"/>
               </w:rPr>
@@ -117,9 +122,14 @@
             <w:vAlign w:val="center"/>
           </w:tcPr>
           <w:p>
+            <w:pPr>
+              <w:rPr>
+                <w:rFonts w:asciiTheme="majorHAnsi" w:hAnsiTheme="majorHAnsi" w:cstheme="majorHAnsi"/>
+              </w:rPr>
+            </w:pPr>
             <w:r>
               <w:rPr>
-                <w:rFonts w:ascii="Times New Roman" w:hAnsi="Times New Roman"/>
+                <w:rFonts w:asciiTheme="majorHAnsi" w:hAnsiTheme="majorHAnsi" w:cstheme="majorHAnsi"/>
                 <w:sz w:val="24"/>
               </w:rPr>
               <w:t>StreamHub – Full-Stack Video Streaming Platform</w:t>
@@ -150,9 +160,14 @@
             <w:vAlign w:val="center"/>
           </w:tcPr>
           <w:p>
+            <w:pPr>
+              <w:rPr>
+                <w:rFonts w:asciiTheme="majorHAnsi" w:hAnsiTheme="majorHAnsi" w:cstheme="majorHAnsi"/>
+              </w:rPr>
+            </w:pPr>
             <w:r>
               <w:rPr>
-                <w:rFonts w:ascii="Times New Roman" w:hAnsi="Times New Roman"/>
+                <w:rFonts w:asciiTheme="majorHAnsi" w:hAnsiTheme="majorHAnsi" w:cstheme="majorHAnsi"/>
                 <w:b/>
                 <w:sz w:val="24"/>
               </w:rPr>
@@ -179,9 +194,14 @@
             <w:vAlign w:val="center"/>
           </w:tcPr>
           <w:p>
+            <w:pPr>
+              <w:rPr>
+                <w:rFonts w:asciiTheme="majorHAnsi" w:hAnsiTheme="majorHAnsi" w:cstheme="majorHAnsi"/>
+              </w:rPr>
+            </w:pPr>
             <w:r>
               <w:rPr>
-                <w:rFonts w:ascii="Times New Roman" w:hAnsi="Times New Roman"/>
+                <w:rFonts w:asciiTheme="majorHAnsi" w:hAnsiTheme="majorHAnsi" w:cstheme="majorHAnsi"/>
                 <w:sz w:val="24"/>
               </w:rPr>
               <w:t>Web-Based Full-Stack Application</w:t>
@@ -212,9 +232,14 @@
             <w:vAlign w:val="center"/>
           </w:tcPr>
           <w:p>
+            <w:pPr>
+              <w:rPr>
+                <w:rFonts w:asciiTheme="majorHAnsi" w:hAnsiTheme="majorHAnsi" w:cstheme="majorHAnsi"/>
+              </w:rPr>
+            </w:pPr>
             <w:r>
               <w:rPr>
-                <w:rFonts w:ascii="Times New Roman" w:hAnsi="Times New Roman"/>
+                <w:rFonts w:asciiTheme="majorHAnsi" w:hAnsiTheme="majorHAnsi" w:cstheme="majorHAnsi"/>
                 <w:b/>
                 <w:sz w:val="24"/>
               </w:rPr>
@@ -241,9 +266,14 @@
             <w:vAlign w:val="center"/>
           </w:tcPr>
           <w:p>
+            <w:pPr>
+              <w:rPr>
+                <w:rFonts w:asciiTheme="majorHAnsi" w:hAnsiTheme="majorHAnsi" w:cstheme="majorHAnsi"/>
+              </w:rPr>
+            </w:pPr>
             <w:r>
               <w:rPr>
-                <w:rFonts w:ascii="Times New Roman" w:hAnsi="Times New Roman"/>
+                <w:rFonts w:asciiTheme="majorHAnsi" w:hAnsiTheme="majorHAnsi" w:cstheme="majorHAnsi"/>
                 <w:sz w:val="24"/>
               </w:rPr>
               <w:t>React.js, TypeScript, Vite, Tailwind CSS</w:t>
@@ -274,9 +304,14 @@
             <w:vAlign w:val="center"/>
           </w:tcPr>
           <w:p>
+            <w:pPr>
+              <w:rPr>
+                <w:rFonts w:asciiTheme="majorHAnsi" w:hAnsiTheme="majorHAnsi" w:cstheme="majorHAnsi"/>
+              </w:rPr>
+            </w:pPr>
             <w:r>
               <w:rPr>
-                <w:rFonts w:ascii="Times New Roman" w:hAnsi="Times New Roman"/>
+                <w:rFonts w:asciiTheme="majorHAnsi" w:hAnsiTheme="majorHAnsi" w:cstheme="majorHAnsi"/>
                 <w:b/>
                 <w:sz w:val="24"/>
               </w:rPr>
@@ -303,9 +338,14 @@
             <w:vAlign w:val="center"/>
           </w:tcPr>
           <w:p>
+            <w:pPr>
+              <w:rPr>
+                <w:rFonts w:asciiTheme="majorHAnsi" w:hAnsiTheme="majorHAnsi" w:cstheme="majorHAnsi"/>
+              </w:rPr>
+            </w:pPr>
             <w:r>
               <w:rPr>
-                <w:rFonts w:ascii="Times New Roman" w:hAnsi="Times New Roman"/>
+                <w:rFonts w:asciiTheme="majorHAnsi" w:hAnsiTheme="majorHAnsi" w:cstheme="majorHAnsi"/>
                 <w:sz w:val="24"/>
               </w:rPr>
               <w:t>Java, Spring Boot, Spring Security, Spring Data JPA</w:t>
@@ -336,9 +376,14 @@
             <w:vAlign w:val="center"/>
           </w:tcPr>
           <w:p>
+            <w:pPr>
+              <w:rPr>
+                <w:rFonts w:asciiTheme="majorHAnsi" w:hAnsiTheme="majorHAnsi" w:cstheme="majorHAnsi"/>
+              </w:rPr>
+            </w:pPr>
             <w:r>
               <w:rPr>
-                <w:rFonts w:ascii="Times New Roman" w:hAnsi="Times New Roman"/>
+                <w:rFonts w:asciiTheme="majorHAnsi" w:hAnsiTheme="majorHAnsi" w:cstheme="majorHAnsi"/>
                 <w:b/>
                 <w:sz w:val="24"/>
               </w:rPr>
@@ -365,9 +410,14 @@
             <w:vAlign w:val="center"/>
           </w:tcPr>
           <w:p>
+            <w:pPr>
+              <w:rPr>
+                <w:rFonts w:asciiTheme="majorHAnsi" w:hAnsiTheme="majorHAnsi" w:cstheme="majorHAnsi"/>
+              </w:rPr>
+            </w:pPr>
             <w:r>
               <w:rPr>
-                <w:rFonts w:ascii="Times New Roman" w:hAnsi="Times New Roman"/>
+                <w:rFonts w:asciiTheme="majorHAnsi" w:hAnsiTheme="majorHAnsi" w:cstheme="majorHAnsi"/>
                 <w:sz w:val="24"/>
               </w:rPr>
               <w:t>MySQL</w:t>
@@ -398,9 +448,14 @@
             <w:vAlign w:val="center"/>
           </w:tcPr>
           <w:p>
+            <w:pPr>
+              <w:rPr>
+                <w:rFonts w:asciiTheme="majorHAnsi" w:hAnsiTheme="majorHAnsi" w:cstheme="majorHAnsi"/>
+              </w:rPr>
+            </w:pPr>
             <w:r>
               <w:rPr>
-                <w:rFonts w:ascii="Times New Roman" w:hAnsi="Times New Roman"/>
+                <w:rFonts w:asciiTheme="majorHAnsi" w:hAnsiTheme="majorHAnsi" w:cstheme="majorHAnsi"/>
                 <w:b/>
                 <w:sz w:val="24"/>
               </w:rPr>
@@ -427,9 +482,14 @@
             <w:vAlign w:val="center"/>
           </w:tcPr>
           <w:p>
+            <w:pPr>
+              <w:rPr>
+                <w:rFonts w:asciiTheme="majorHAnsi" w:hAnsiTheme="majorHAnsi" w:cstheme="majorHAnsi"/>
+              </w:rPr>
+            </w:pPr>
             <w:r>
               <w:rPr>
-                <w:rFonts w:ascii="Times New Roman" w:hAnsi="Times New Roman"/>
+                <w:rFonts w:asciiTheme="majorHAnsi" w:hAnsiTheme="majorHAnsi" w:cstheme="majorHAnsi"/>
                 <w:sz w:val="24"/>
               </w:rPr>
               <w:t>HTTP Live Streaming (HLS) – Adaptive Bitrate Streaming</w:t>
@@ -460,9 +520,14 @@
             <w:vAlign w:val="center"/>
           </w:tcPr>
           <w:p>
+            <w:pPr>
+              <w:rPr>
+                <w:rFonts w:asciiTheme="majorHAnsi" w:hAnsiTheme="majorHAnsi" w:cstheme="majorHAnsi"/>
+              </w:rPr>
+            </w:pPr>
             <w:r>
               <w:rPr>
-                <w:rFonts w:ascii="Times New Roman" w:hAnsi="Times New Roman"/>
+                <w:rFonts w:asciiTheme="majorHAnsi" w:hAnsiTheme="majorHAnsi" w:cstheme="majorHAnsi"/>
                 <w:b/>
                 <w:sz w:val="24"/>
               </w:rPr>
@@ -489,9 +554,14 @@
             <w:vAlign w:val="center"/>
           </w:tcPr>
           <w:p>
+            <w:pPr>
+              <w:rPr>
+                <w:rFonts w:asciiTheme="majorHAnsi" w:hAnsiTheme="majorHAnsi" w:cstheme="majorHAnsi"/>
+              </w:rPr>
+            </w:pPr>
             <w:r>
               <w:rPr>
-                <w:rFonts w:ascii="Times New Roman" w:hAnsi="Times New Roman"/>
+                <w:rFonts w:asciiTheme="majorHAnsi" w:hAnsiTheme="majorHAnsi" w:cstheme="majorHAnsi"/>
                 <w:sz w:val="24"/>
               </w:rPr>
               <w:t>JWT (JSON Web Token) based Authentication with OAuth2 Login Support</w:t>
@@ -522,9 +592,14 @@
             <w:vAlign w:val="center"/>
           </w:tcPr>
           <w:p>
+            <w:pPr>
+              <w:rPr>
+                <w:rFonts w:asciiTheme="majorHAnsi" w:hAnsiTheme="majorHAnsi" w:cstheme="majorHAnsi"/>
+              </w:rPr>
+            </w:pPr>
             <w:r>
               <w:rPr>
-                <w:rFonts w:ascii="Times New Roman" w:hAnsi="Times New Roman"/>
+                <w:rFonts w:asciiTheme="majorHAnsi" w:hAnsiTheme="majorHAnsi" w:cstheme="majorHAnsi"/>
                 <w:b/>
                 <w:sz w:val="24"/>
               </w:rPr>
@@ -551,9 +626,14 @@
             <w:vAlign w:val="center"/>
           </w:tcPr>
           <w:p>
+            <w:pPr>
+              <w:rPr>
+                <w:rFonts w:asciiTheme="majorHAnsi" w:hAnsiTheme="majorHAnsi" w:cstheme="majorHAnsi"/>
+              </w:rPr>
+            </w:pPr>
             <w:r>
               <w:rPr>
-                <w:rFonts w:ascii="Times New Roman" w:hAnsi="Times New Roman"/>
+                <w:rFonts w:asciiTheme="majorHAnsi" w:hAnsiTheme="majorHAnsi" w:cstheme="majorHAnsi"/>
                 <w:sz w:val="24"/>
               </w:rPr>
               <w:t>Swagger / OpenAPI</w:t>
@@ -584,9 +664,14 @@
             <w:vAlign w:val="center"/>
           </w:tcPr>
           <w:p>
+            <w:pPr>
+              <w:rPr>
+                <w:rFonts w:asciiTheme="majorHAnsi" w:hAnsiTheme="majorHAnsi" w:cstheme="majorHAnsi"/>
+              </w:rPr>
+            </w:pPr>
             <w:r>
               <w:rPr>
-                <w:rFonts w:ascii="Times New Roman" w:hAnsi="Times New Roman"/>
+                <w:rFonts w:asciiTheme="majorHAnsi" w:hAnsiTheme="majorHAnsi" w:cstheme="majorHAnsi"/>
                 <w:b/>
                 <w:sz w:val="24"/>
               </w:rPr>
@@ -613,9 +698,14 @@
             <w:vAlign w:val="center"/>
           </w:tcPr>
           <w:p>
+            <w:pPr>
+              <w:rPr>
+                <w:rFonts w:asciiTheme="majorHAnsi" w:hAnsiTheme="majorHAnsi" w:cstheme="majorHAnsi"/>
+              </w:rPr>
+            </w:pPr>
             <w:r>
               <w:rPr>
-                <w:rFonts w:ascii="Times New Roman" w:hAnsi="Times New Roman"/>
+                <w:rFonts w:asciiTheme="majorHAnsi" w:hAnsiTheme="majorHAnsi" w:cstheme="majorHAnsi"/>
                 <w:sz w:val="24"/>
               </w:rPr>
               <w:t>IntelliJ IDEA / VS Code, Postman, Maven, Git &amp; GitHub</w:t>
@@ -646,9 +736,14 @@
             <w:vAlign w:val="center"/>
           </w:tcPr>
           <w:p>
+            <w:pPr>
+              <w:rPr>
+                <w:rFonts w:asciiTheme="majorHAnsi" w:hAnsiTheme="majorHAnsi" w:cstheme="majorHAnsi"/>
+              </w:rPr>
+            </w:pPr>
             <w:r>
               <w:rPr>
-                <w:rFonts w:ascii="Times New Roman" w:hAnsi="Times New Roman"/>
+                <w:rFonts w:asciiTheme="majorHAnsi" w:hAnsiTheme="majorHAnsi" w:cstheme="majorHAnsi"/>
                 <w:b/>
                 <w:sz w:val="24"/>
               </w:rPr>
@@ -675,9 +770,14 @@
             <w:vAlign w:val="center"/>
           </w:tcPr>
           <w:p>
+            <w:pPr>
+              <w:rPr>
+                <w:rFonts w:asciiTheme="majorHAnsi" w:hAnsiTheme="majorHAnsi" w:cstheme="majorHAnsi"/>
+              </w:rPr>
+            </w:pPr>
             <w:r>
               <w:rPr>
-                <w:rFonts w:ascii="Times New Roman" w:hAnsi="Times New Roman"/>
+                <w:rFonts w:asciiTheme="majorHAnsi" w:hAnsiTheme="majorHAnsi" w:cstheme="majorHAnsi"/>
                 <w:sz w:val="24"/>
               </w:rPr>
               <w:t>Windows</w:t>
@@ -708,9 +808,14 @@
             <w:vAlign w:val="center"/>
           </w:tcPr>
           <w:p>
+            <w:pPr>
+              <w:rPr>
+                <w:rFonts w:asciiTheme="majorHAnsi" w:hAnsiTheme="majorHAnsi" w:cstheme="majorHAnsi"/>
+              </w:rPr>
+            </w:pPr>
             <w:r>
               <w:rPr>
-                <w:rFonts w:ascii="Times New Roman" w:hAnsi="Times New Roman"/>
+                <w:rFonts w:asciiTheme="majorHAnsi" w:hAnsiTheme="majorHAnsi" w:cstheme="majorHAnsi"/>
                 <w:b/>
                 <w:sz w:val="24"/>
               </w:rPr>
@@ -737,9 +842,14 @@
             <w:vAlign w:val="center"/>
           </w:tcPr>
           <w:p>
+            <w:pPr>
+              <w:rPr>
+                <w:rFonts w:asciiTheme="majorHAnsi" w:hAnsiTheme="majorHAnsi" w:cstheme="majorHAnsi"/>
+              </w:rPr>
+            </w:pPr>
             <w:r>
               <w:rPr>
-                <w:rFonts w:ascii="Times New Roman" w:hAnsi="Times New Roman"/>
+                <w:rFonts w:asciiTheme="majorHAnsi" w:hAnsiTheme="majorHAnsi" w:cstheme="majorHAnsi"/>
                 <w:sz w:val="24"/>
               </w:rPr>
               <w:t>MCA Semester – III  (2025 – 2027)</w:t>
@@ -770,9 +880,14 @@
             <w:vAlign w:val="center"/>
           </w:tcPr>
           <w:p>
+            <w:pPr>
+              <w:rPr>
+                <w:rFonts w:asciiTheme="majorHAnsi" w:hAnsiTheme="majorHAnsi" w:cstheme="majorHAnsi"/>
+              </w:rPr>
+            </w:pPr>
             <w:r>
               <w:rPr>
-                <w:rFonts w:ascii="Times New Roman" w:hAnsi="Times New Roman"/>
+                <w:rFonts w:asciiTheme="majorHAnsi" w:hAnsiTheme="majorHAnsi" w:cstheme="majorHAnsi"/>
                 <w:b/>
                 <w:sz w:val="24"/>
               </w:rPr>
@@ -799,9 +914,14 @@
             <w:vAlign w:val="center"/>
           </w:tcPr>
           <w:p>
+            <w:pPr>
+              <w:rPr>
+                <w:rFonts w:asciiTheme="majorHAnsi" w:hAnsiTheme="majorHAnsi" w:cstheme="majorHAnsi"/>
+              </w:rPr>
+            </w:pPr>
             <w:r>
               <w:rPr>
-                <w:rFonts w:ascii="Times New Roman" w:hAnsi="Times New Roman"/>
+                <w:rFonts w:asciiTheme="majorHAnsi" w:hAnsiTheme="majorHAnsi" w:cstheme="majorHAnsi"/>
                 <w:sz w:val="24"/>
               </w:rPr>
               <w:t>Neha Kaneriya (External / Internal Guide)</w:t>
@@ -832,9 +952,14 @@
             <w:vAlign w:val="center"/>
           </w:tcPr>
           <w:p>
+            <w:pPr>
+              <w:rPr>
+                <w:rFonts w:asciiTheme="majorHAnsi" w:hAnsiTheme="majorHAnsi" w:cstheme="majorHAnsi"/>
+              </w:rPr>
+            </w:pPr>
             <w:r>
               <w:rPr>
-                <w:rFonts w:ascii="Times New Roman" w:hAnsi="Times New Roman"/>
+                <w:rFonts w:asciiTheme="majorHAnsi" w:hAnsiTheme="majorHAnsi" w:cstheme="majorHAnsi"/>
                 <w:b/>
                 <w:sz w:val="24"/>
               </w:rPr>
@@ -861,9 +986,14 @@
             <w:vAlign w:val="center"/>
           </w:tcPr>
           <w:p>
+            <w:pPr>
+              <w:rPr>
+                <w:rFonts w:asciiTheme="majorHAnsi" w:hAnsiTheme="majorHAnsi" w:cstheme="majorHAnsi"/>
+              </w:rPr>
+            </w:pPr>
             <w:r>
               <w:rPr>
-                <w:rFonts w:ascii="Times New Roman" w:hAnsi="Times New Roman"/>
+                <w:rFonts w:asciiTheme="majorHAnsi" w:hAnsiTheme="majorHAnsi" w:cstheme="majorHAnsi"/>
                 <w:sz w:val="24"/>
               </w:rPr>
               <w:t>Prof. C. D. Patel</w:t>
@@ -894,9 +1024,14 @@
             <w:vAlign w:val="center"/>
           </w:tcPr>
           <w:p>
+            <w:pPr>
+              <w:rPr>
+                <w:rFonts w:asciiTheme="majorHAnsi" w:hAnsiTheme="majorHAnsi" w:cstheme="majorHAnsi"/>
+              </w:rPr>
+            </w:pPr>
             <w:r>
               <w:rPr>
-                <w:rFonts w:ascii="Times New Roman" w:hAnsi="Times New Roman"/>
+                <w:rFonts w:asciiTheme="majorHAnsi" w:hAnsiTheme="majorHAnsi" w:cstheme="majorHAnsi"/>
                 <w:b/>
                 <w:sz w:val="24"/>
               </w:rPr>
@@ -923,9 +1058,14 @@
             <w:vAlign w:val="center"/>
           </w:tcPr>
           <w:p>
+            <w:pPr>
+              <w:rPr>
+                <w:rFonts w:asciiTheme="majorHAnsi" w:hAnsiTheme="majorHAnsi" w:cstheme="majorHAnsi"/>
+              </w:rPr>
+            </w:pPr>
             <w:r>
               <w:rPr>
-                <w:rFonts w:ascii="Times New Roman" w:hAnsi="Times New Roman"/>
+                <w:rFonts w:asciiTheme="majorHAnsi" w:hAnsiTheme="majorHAnsi" w:cstheme="majorHAnsi"/>
                 <w:sz w:val="24"/>
               </w:rPr>
               <w:t>Dr. Nirbhay Chaubey</w:t>
@@ -956,9 +1096,14 @@
             <w:vAlign w:val="center"/>
           </w:tcPr>
           <w:p>
+            <w:pPr>
+              <w:rPr>
+                <w:rFonts w:asciiTheme="majorHAnsi" w:hAnsiTheme="majorHAnsi" w:cstheme="majorHAnsi"/>
+              </w:rPr>
+            </w:pPr>
             <w:r>
               <w:rPr>
-                <w:rFonts w:ascii="Times New Roman" w:hAnsi="Times New Roman"/>
+                <w:rFonts w:asciiTheme="majorHAnsi" w:hAnsiTheme="majorHAnsi" w:cstheme="majorHAnsi"/>
                 <w:b/>
                 <w:sz w:val="24"/>
               </w:rPr>
@@ -985,9 +1130,14 @@
             <w:vAlign w:val="center"/>
           </w:tcPr>
           <w:p>
+            <w:pPr>
+              <w:rPr>
+                <w:rFonts w:asciiTheme="majorHAnsi" w:hAnsiTheme="majorHAnsi" w:cstheme="majorHAnsi"/>
+              </w:rPr>
+            </w:pPr>
             <w:r>
               <w:rPr>
-                <w:rFonts w:ascii="Times New Roman" w:hAnsi="Times New Roman"/>
+                <w:rFonts w:asciiTheme="majorHAnsi" w:hAnsiTheme="majorHAnsi" w:cstheme="majorHAnsi"/>
                 <w:sz w:val="24"/>
               </w:rPr>
               <w:t>Neha V. Kaneriya, Vidhi K. Kansagara</w:t>
@@ -996,20 +1146,34 @@
         </w:tc>
       </w:tr>
     </w:tbl>
-    <w:p/>
-    <w:p/>
+    <w:p>
+      <w:pPr>
+        <w:rPr>
+          <w:rFonts w:asciiTheme="majorHAnsi" w:hAnsiTheme="majorHAnsi" w:cstheme="majorHAnsi"/>
+        </w:rPr>
+      </w:pPr>
+    </w:p>
+    <w:p>
+      <w:pPr>
+        <w:rPr>
+          <w:rFonts w:asciiTheme="majorHAnsi" w:hAnsiTheme="majorHAnsi" w:cstheme="majorHAnsi"/>
+        </w:rPr>
+      </w:pPr>
+    </w:p>
     <w:p>
       <w:pPr>
         <w:spacing w:before="280" w:after="160"/>
+        <w:rPr>
+          <w:rFonts w:asciiTheme="majorHAnsi" w:hAnsiTheme="majorHAnsi" w:cstheme="majorHAnsi"/>
+        </w:rPr>
       </w:pPr>
       <w:r>
         <w:rPr>
-          <w:rFonts w:ascii="Times New Roman" w:hAnsi="Times New Roman"/>
+          <w:rFonts w:asciiTheme="majorHAnsi" w:hAnsiTheme="majorHAnsi" w:cstheme="majorHAnsi"/>
           <w:b/>
           <w:color w:val="B91C1C"/>
           <w:sz w:val="28"/>
         </w:rPr>
-        <w:lastRenderedPageBreak/>
         <w:t>1.2  About the Project</w:t>
       </w:r>
     </w:p>
@@ -1017,10 +1181,13 @@
       <w:pPr>
         <w:spacing w:after="160" w:line="300" w:lineRule="auto"/>
         <w:jc w:val="both"/>
+        <w:rPr>
+          <w:rFonts w:asciiTheme="majorHAnsi" w:hAnsiTheme="majorHAnsi" w:cstheme="majorHAnsi"/>
+        </w:rPr>
       </w:pPr>
       <w:r>
         <w:rPr>
-          <w:rFonts w:ascii="Times New Roman" w:hAnsi="Times New Roman"/>
+          <w:rFonts w:asciiTheme="majorHAnsi" w:hAnsiTheme="majorHAnsi" w:cstheme="majorHAnsi"/>
           <w:sz w:val="24"/>
         </w:rPr>
         <w:t>“StreamHub” is a full-stack, web-based video streaming application that enables users to upload, manage, and stream video content in a secure and efficient manner. The system is designed to closely resemble real-world streaming platforms by combining a modern, responsive front-end with a robust and scalable back-end. It focuses on providing smooth video playback through adaptive bitrate streaming, along with secure user authentication, role-based access control, and a complete administrative module for managing users, videos, and feedback.</w:t>
@@ -1030,10 +1197,13 @@
       <w:pPr>
         <w:spacing w:after="160" w:line="300" w:lineRule="auto"/>
         <w:jc w:val="both"/>
+        <w:rPr>
+          <w:rFonts w:asciiTheme="majorHAnsi" w:hAnsiTheme="majorHAnsi" w:cstheme="majorHAnsi"/>
+        </w:rPr>
       </w:pPr>
       <w:r>
         <w:rPr>
-          <w:rFonts w:ascii="Times New Roman" w:hAnsi="Times New Roman"/>
+          <w:rFonts w:asciiTheme="majorHAnsi" w:hAnsiTheme="majorHAnsi" w:cstheme="majorHAnsi"/>
           <w:sz w:val="24"/>
         </w:rPr>
         <w:t>The front-end of the application is built using React.js, TypeScript, Vite, and Tailwind CSS, providing a fast, responsive, and modern user interface. The back-end is developed using Java and Spring Boot, following a layered architecture with RESTful APIs, Spring Security, and Spring Data JPA for database operations. Uploaded videos are converted into HTTP Live Streaming (HLS) format, which allows the platform to deliver adaptive bitrate streaming – automatically adjusting video quality based on the user's device and network conditions.</w:t>
@@ -1043,23 +1213,35 @@
       <w:pPr>
         <w:spacing w:after="160" w:line="300" w:lineRule="auto"/>
         <w:jc w:val="both"/>
+        <w:rPr>
+          <w:rFonts w:asciiTheme="majorHAnsi" w:hAnsiTheme="majorHAnsi" w:cstheme="majorHAnsi"/>
+        </w:rPr>
       </w:pPr>
       <w:r>
         <w:rPr>
-          <w:rFonts w:ascii="Times New Roman" w:hAnsi="Times New Roman"/>
+          <w:rFonts w:asciiTheme="majorHAnsi" w:hAnsiTheme="majorHAnsi" w:cstheme="majorHAnsi"/>
           <w:sz w:val="24"/>
         </w:rPr>
         <w:t>The application supports two types of users – regular users and administrators – each with role-based access to different features. Regular users can register, log in, upload their own videos, browse and watch videos uploaded by other users, manage their profile, and submit feedback. Administrators have access to a dedicated dashboard from which they can manage users, monitor and moderate uploaded videos, and review user feedback, ensuring smooth and secure operation of the platform.</w:t>
       </w:r>
     </w:p>
-    <w:p/>
+    <w:p>
+      <w:pPr>
+        <w:rPr>
+          <w:rFonts w:asciiTheme="majorHAnsi" w:hAnsiTheme="majorHAnsi" w:cstheme="majorHAnsi"/>
+        </w:rPr>
+      </w:pPr>
+    </w:p>
     <w:p>
       <w:pPr>
         <w:spacing w:before="280" w:after="160"/>
+        <w:rPr>
+          <w:rFonts w:asciiTheme="majorHAnsi" w:hAnsiTheme="majorHAnsi" w:cstheme="majorHAnsi"/>
+        </w:rPr>
       </w:pPr>
       <w:r>
         <w:rPr>
-          <w:rFonts w:ascii="Times New Roman" w:hAnsi="Times New Roman"/>
+          <w:rFonts w:asciiTheme="majorHAnsi" w:hAnsiTheme="majorHAnsi" w:cstheme="majorHAnsi"/>
           <w:b/>
           <w:color w:val="B91C1C"/>
           <w:sz w:val="28"/>
@@ -1071,10 +1253,13 @@
       <w:pPr>
         <w:spacing w:after="160" w:line="300" w:lineRule="auto"/>
         <w:jc w:val="both"/>
+        <w:rPr>
+          <w:rFonts w:asciiTheme="majorHAnsi" w:hAnsiTheme="majorHAnsi" w:cstheme="majorHAnsi"/>
+        </w:rPr>
       </w:pPr>
       <w:r>
         <w:rPr>
-          <w:rFonts w:ascii="Times New Roman" w:hAnsi="Times New Roman"/>
+          <w:rFonts w:asciiTheme="majorHAnsi" w:hAnsiTheme="majorHAnsi" w:cstheme="majorHAnsi"/>
           <w:sz w:val="24"/>
         </w:rPr>
         <w:t>The main objectives of the “StreamHub” project are as follows:</w:t>
@@ -1085,10 +1270,13 @@
         <w:spacing w:after="120" w:line="300" w:lineRule="auto"/>
         <w:ind w:left="432"/>
         <w:jc w:val="both"/>
+        <w:rPr>
+          <w:rFonts w:asciiTheme="majorHAnsi" w:hAnsiTheme="majorHAnsi" w:cstheme="majorHAnsi"/>
+        </w:rPr>
       </w:pPr>
       <w:r>
         <w:rPr>
-          <w:rFonts w:ascii="Times New Roman" w:hAnsi="Times New Roman"/>
+          <w:rFonts w:asciiTheme="majorHAnsi" w:hAnsiTheme="majorHAnsi" w:cstheme="majorHAnsi"/>
           <w:b/>
           <w:color w:val="B91C1C"/>
           <w:sz w:val="24"/>
@@ -1097,7 +1285,7 @@
       </w:r>
       <w:r>
         <w:rPr>
-          <w:rFonts w:ascii="Times New Roman" w:hAnsi="Times New Roman"/>
+          <w:rFonts w:asciiTheme="majorHAnsi" w:hAnsiTheme="majorHAnsi" w:cstheme="majorHAnsi"/>
           <w:sz w:val="24"/>
         </w:rPr>
         <w:t>To design and develop a full-stack web application for uploading, managing, and streaming video content.</w:t>
@@ -1108,10 +1296,13 @@
         <w:spacing w:after="120" w:line="300" w:lineRule="auto"/>
         <w:ind w:left="432"/>
         <w:jc w:val="both"/>
+        <w:rPr>
+          <w:rFonts w:asciiTheme="majorHAnsi" w:hAnsiTheme="majorHAnsi" w:cstheme="majorHAnsi"/>
+        </w:rPr>
       </w:pPr>
       <w:r>
         <w:rPr>
-          <w:rFonts w:ascii="Times New Roman" w:hAnsi="Times New Roman"/>
+          <w:rFonts w:asciiTheme="majorHAnsi" w:hAnsiTheme="majorHAnsi" w:cstheme="majorHAnsi"/>
           <w:b/>
           <w:color w:val="B91C1C"/>
           <w:sz w:val="24"/>
@@ -1120,7 +1311,7 @@
       </w:r>
       <w:r>
         <w:rPr>
-          <w:rFonts w:ascii="Times New Roman" w:hAnsi="Times New Roman"/>
+          <w:rFonts w:asciiTheme="majorHAnsi" w:hAnsiTheme="majorHAnsi" w:cstheme="majorHAnsi"/>
           <w:sz w:val="24"/>
         </w:rPr>
         <w:t>To implement adaptive video streaming using HTTP Live Streaming (HLS) technology, ensuring smooth playback across different devices and varying network speeds.</w:t>
@@ -1131,10 +1322,13 @@
         <w:spacing w:after="120" w:line="300" w:lineRule="auto"/>
         <w:ind w:left="432"/>
         <w:jc w:val="both"/>
+        <w:rPr>
+          <w:rFonts w:asciiTheme="majorHAnsi" w:hAnsiTheme="majorHAnsi" w:cstheme="majorHAnsi"/>
+        </w:rPr>
       </w:pPr>
       <w:r>
         <w:rPr>
-          <w:rFonts w:ascii="Times New Roman" w:hAnsi="Times New Roman"/>
+          <w:rFonts w:asciiTheme="majorHAnsi" w:hAnsiTheme="majorHAnsi" w:cstheme="majorHAnsi"/>
           <w:b/>
           <w:color w:val="B91C1C"/>
           <w:sz w:val="24"/>
@@ -1143,7 +1337,7 @@
       </w:r>
       <w:r>
         <w:rPr>
-          <w:rFonts w:ascii="Times New Roman" w:hAnsi="Times New Roman"/>
+          <w:rFonts w:asciiTheme="majorHAnsi" w:hAnsiTheme="majorHAnsi" w:cstheme="majorHAnsi"/>
           <w:sz w:val="24"/>
         </w:rPr>
         <w:t>To provide secure user authentication and authorization using JWT (JSON Web Token) and OAuth2, protecting user data and restricting access based on user roles.</w:t>
@@ -1154,10 +1348,13 @@
         <w:spacing w:after="120" w:line="300" w:lineRule="auto"/>
         <w:ind w:left="432"/>
         <w:jc w:val="both"/>
+        <w:rPr>
+          <w:rFonts w:asciiTheme="majorHAnsi" w:hAnsiTheme="majorHAnsi" w:cstheme="majorHAnsi"/>
+        </w:rPr>
       </w:pPr>
       <w:r>
         <w:rPr>
-          <w:rFonts w:ascii="Times New Roman" w:hAnsi="Times New Roman"/>
+          <w:rFonts w:asciiTheme="majorHAnsi" w:hAnsiTheme="majorHAnsi" w:cstheme="majorHAnsi"/>
           <w:b/>
           <w:color w:val="B91C1C"/>
           <w:sz w:val="24"/>
@@ -1166,7 +1363,7 @@
       </w:r>
       <w:r>
         <w:rPr>
-          <w:rFonts w:ascii="Times New Roman" w:hAnsi="Times New Roman"/>
+          <w:rFonts w:asciiTheme="majorHAnsi" w:hAnsiTheme="majorHAnsi" w:cstheme="majorHAnsi"/>
           <w:sz w:val="24"/>
         </w:rPr>
         <w:t>To implement role-based access control, distinguishing between regular users and administrators, each having access to features relevant to their role.</w:t>
@@ -1177,19 +1374,23 @@
         <w:spacing w:after="120" w:line="300" w:lineRule="auto"/>
         <w:ind w:left="432"/>
         <w:jc w:val="both"/>
+        <w:rPr>
+          <w:rFonts w:asciiTheme="majorHAnsi" w:hAnsiTheme="majorHAnsi" w:cstheme="majorHAnsi"/>
+        </w:rPr>
       </w:pPr>
       <w:r>
         <w:rPr>
-          <w:rFonts w:ascii="Times New Roman" w:hAnsi="Times New Roman"/>
+          <w:rFonts w:asciiTheme="majorHAnsi" w:hAnsiTheme="majorHAnsi" w:cstheme="majorHAnsi"/>
           <w:b/>
           <w:color w:val="B91C1C"/>
           <w:sz w:val="24"/>
         </w:rPr>
+        <w:lastRenderedPageBreak/>
         <w:t xml:space="preserve">•  </w:t>
       </w:r>
       <w:r>
         <w:rPr>
-          <w:rFonts w:ascii="Times New Roman" w:hAnsi="Times New Roman"/>
+          <w:rFonts w:asciiTheme="majorHAnsi" w:hAnsiTheme="majorHAnsi" w:cstheme="majorHAnsi"/>
           <w:sz w:val="24"/>
         </w:rPr>
         <w:t>To develop a user-friendly interface using React.js, TypeScript, and Tailwind CSS that allows users to easily browse, search, and watch videos.</w:t>
@@ -1200,20 +1401,22 @@
         <w:spacing w:after="120" w:line="300" w:lineRule="auto"/>
         <w:ind w:left="432"/>
         <w:jc w:val="both"/>
+        <w:rPr>
+          <w:rFonts w:asciiTheme="majorHAnsi" w:hAnsiTheme="majorHAnsi" w:cstheme="majorHAnsi"/>
+        </w:rPr>
       </w:pPr>
       <w:r>
         <w:rPr>
-          <w:rFonts w:ascii="Times New Roman" w:hAnsi="Times New Roman"/>
+          <w:rFonts w:asciiTheme="majorHAnsi" w:hAnsiTheme="majorHAnsi" w:cstheme="majorHAnsi"/>
           <w:b/>
           <w:color w:val="B91C1C"/>
           <w:sz w:val="24"/>
         </w:rPr>
-        <w:lastRenderedPageBreak/>
-        <w:t xml:space="preserve">•  </w:t>
+        <w:t xml:space="preserve">• </w:t>
       </w:r>
       <w:r>
         <w:rPr>
-          <w:rFonts w:ascii="Times New Roman" w:hAnsi="Times New Roman"/>
+          <w:rFonts w:asciiTheme="majorHAnsi" w:hAnsiTheme="majorHAnsi" w:cstheme="majorHAnsi"/>
           <w:sz w:val="24"/>
         </w:rPr>
         <w:t>To build a dedicated administrative dashboard for managing registered users, monitoring and moderating uploaded videos, and reviewing user feedback.</w:t>
@@ -1224,10 +1427,13 @@
         <w:spacing w:after="120" w:line="300" w:lineRule="auto"/>
         <w:ind w:left="432"/>
         <w:jc w:val="both"/>
+        <w:rPr>
+          <w:rFonts w:asciiTheme="majorHAnsi" w:hAnsiTheme="majorHAnsi" w:cstheme="majorHAnsi"/>
+        </w:rPr>
       </w:pPr>
       <w:r>
         <w:rPr>
-          <w:rFonts w:ascii="Times New Roman" w:hAnsi="Times New Roman"/>
+          <w:rFonts w:asciiTheme="majorHAnsi" w:hAnsiTheme="majorHAnsi" w:cstheme="majorHAnsi"/>
           <w:b/>
           <w:color w:val="B91C1C"/>
           <w:sz w:val="24"/>
@@ -1236,7 +1442,7 @@
       </w:r>
       <w:r>
         <w:rPr>
-          <w:rFonts w:ascii="Times New Roman" w:hAnsi="Times New Roman"/>
+          <w:rFonts w:asciiTheme="majorHAnsi" w:hAnsiTheme="majorHAnsi" w:cstheme="majorHAnsi"/>
           <w:sz w:val="24"/>
         </w:rPr>
         <w:t>To design a well-structured back-end using Java and Spring Boot, following industry-standard practices such as layered architecture, RESTful APIs, and proper exception handling.</w:t>
@@ -1247,33 +1453,45 @@
         <w:spacing w:after="120" w:line="300" w:lineRule="auto"/>
         <w:ind w:left="432"/>
         <w:jc w:val="both"/>
+        <w:rPr>
+          <w:rFonts w:asciiTheme="majorHAnsi" w:hAnsiTheme="majorHAnsi" w:cstheme="majorHAnsi"/>
+        </w:rPr>
       </w:pPr>
       <w:r>
         <w:rPr>
-          <w:rFonts w:ascii="Times New Roman" w:hAnsi="Times New Roman"/>
+          <w:rFonts w:asciiTheme="majorHAnsi" w:hAnsiTheme="majorHAnsi" w:cstheme="majorHAnsi"/>
           <w:b/>
           <w:color w:val="B91C1C"/>
           <w:sz w:val="24"/>
         </w:rPr>
-        <w:t xml:space="preserve">•  </w:t>
+        <w:t xml:space="preserve">• </w:t>
       </w:r>
       <w:r>
         <w:rPr>
-          <w:rFonts w:ascii="Times New Roman" w:hAnsi="Times New Roman"/>
+          <w:rFonts w:asciiTheme="majorHAnsi" w:hAnsiTheme="majorHAnsi" w:cstheme="majorHAnsi"/>
           <w:sz w:val="24"/>
         </w:rPr>
         <w:t>To ensure that the application is scalable, maintainable, and secure, making it suitable for real-world deployment and future enhancement.</w:t>
       </w:r>
     </w:p>
-    <w:p/>
+    <w:p>
+      <w:pPr>
+        <w:rPr>
+          <w:rFonts w:asciiTheme="majorHAnsi" w:hAnsiTheme="majorHAnsi" w:cstheme="majorHAnsi"/>
+        </w:rPr>
+      </w:pPr>
+    </w:p>
     <w:p>
       <w:pPr>
         <w:spacing w:after="160" w:line="300" w:lineRule="auto"/>
         <w:jc w:val="both"/>
+        <w:rPr>
+          <w:rFonts w:asciiTheme="majorHAnsi" w:hAnsiTheme="majorHAnsi" w:cstheme="majorHAnsi"/>
+        </w:rPr>
       </w:pPr>
       <w:r>
         <w:rPr>
-          <w:rFonts w:ascii="Times New Roman" w:hAnsi="Times New Roman"/>
+          <w:rFonts w:asciiTheme="majorHAnsi" w:hAnsiTheme="majorHAnsi" w:cstheme="majorHAnsi"/>
           <w:sz w:val="24"/>
         </w:rPr>
         <w:t>Overall, the “StreamHub” project aims to provide hands-on experience in building a complete, production-style full-stack application, while reinforcing key concepts of modern web development, secure authentication, adaptive media streaming, and role-based system design learned during the MCA program.</w:t>
@@ -1327,23 +1545,7 @@
         <w:rFonts w:ascii="Times New Roman" w:hAnsi="Times New Roman"/>
         <w:b/>
       </w:rPr>
-      <w:t xml:space="preserve">Group No – </w:t>
-    </w:r>
-    <w:proofErr w:type="spellStart"/>
-    <w:r>
-      <w:rPr>
-        <w:rFonts w:ascii="Times New Roman" w:hAnsi="Times New Roman"/>
-        <w:b/>
-      </w:rPr>
-      <w:t>StreamHub</w:t>
-    </w:r>
-    <w:proofErr w:type="spellEnd"/>
-    <w:r>
-      <w:rPr>
-        <w:rFonts w:ascii="Times New Roman" w:hAnsi="Times New Roman"/>
-        <w:b/>
-      </w:rPr>
-      <w:t xml:space="preserve"> Project</w:t>
+      <w:t>Group No – StreamHub Project</w:t>
     </w:r>
     <w:r>
       <w:tab/>
@@ -1434,27 +1636,7 @@
         <w:color w:val="000000"/>
         <w:sz w:val="24"/>
       </w:rPr>
-      <w:t xml:space="preserve">Acharya </w:t>
-    </w:r>
-    <w:proofErr w:type="spellStart"/>
-    <w:r>
-      <w:rPr>
-        <w:rFonts w:ascii="Cambria" w:hAnsi="Cambria"/>
-        <w:b/>
-        <w:color w:val="000000"/>
-        <w:sz w:val="24"/>
-      </w:rPr>
-      <w:t>Motibhai</w:t>
-    </w:r>
-    <w:proofErr w:type="spellEnd"/>
-    <w:r>
-      <w:rPr>
-        <w:rFonts w:ascii="Cambria" w:hAnsi="Cambria"/>
-        <w:b/>
-        <w:color w:val="000000"/>
-        <w:sz w:val="24"/>
-      </w:rPr>
-      <w:t xml:space="preserve"> Patel Institute of Computer Studies</w:t>
+      <w:t>Acharya Motibhai Patel Institute of Computer Studies</w:t>
     </w:r>
   </w:p>
 </w:hdr>

--- a/DOCUMENT/4_Chapter1_Introduction_ProjectProfile.docx
+++ b/DOCUMENT/4_Chapter1_Introduction_ProjectProfile.docx
@@ -852,7 +852,21 @@
                 <w:rFonts w:asciiTheme="majorHAnsi" w:hAnsiTheme="majorHAnsi" w:cstheme="majorHAnsi"/>
                 <w:sz w:val="24"/>
               </w:rPr>
-              <w:t>MCA Semester – III  (2025 – 2027)</w:t>
+              <w:t xml:space="preserve">MCA Semester – </w:t>
+            </w:r>
+            <w:r>
+              <w:rPr>
+                <w:rFonts w:asciiTheme="majorHAnsi" w:hAnsiTheme="majorHAnsi" w:cstheme="majorHAnsi"/>
+                <w:sz w:val="24"/>
+              </w:rPr>
+              <w:t>III (</w:t>
+            </w:r>
+            <w:r>
+              <w:rPr>
+                <w:rFonts w:asciiTheme="majorHAnsi" w:hAnsiTheme="majorHAnsi" w:cstheme="majorHAnsi"/>
+                <w:sz w:val="24"/>
+              </w:rPr>
+              <w:t>2025 – 2027)</w:t>
             </w:r>
           </w:p>
         </w:tc>
@@ -963,7 +977,15 @@
                 <w:b/>
                 <w:sz w:val="24"/>
               </w:rPr>
-              <w:t>Project Co-ordinator</w:t>
+              <w:t>Project Co-</w:t>
+            </w:r>
+            <w:r>
+              <w:rPr>
+                <w:rFonts w:asciiTheme="majorHAnsi" w:hAnsiTheme="majorHAnsi" w:cstheme="majorHAnsi"/>
+                <w:b/>
+                <w:sz w:val="24"/>
+              </w:rPr>
+              <w:t>Ordinator</w:t>
             </w:r>
           </w:p>
         </w:tc>
@@ -1174,7 +1196,16 @@
           <w:color w:val="B91C1C"/>
           <w:sz w:val="28"/>
         </w:rPr>
-        <w:t>1.2  About the Project</w:t>
+        <w:t>1.2 About</w:t>
+      </w:r>
+      <w:r>
+        <w:rPr>
+          <w:rFonts w:asciiTheme="majorHAnsi" w:hAnsiTheme="majorHAnsi" w:cstheme="majorHAnsi"/>
+          <w:b/>
+          <w:color w:val="B91C1C"/>
+          <w:sz w:val="28"/>
+        </w:rPr>
+        <w:t xml:space="preserve"> the Project</w:t>
       </w:r>
     </w:p>
     <w:p>
@@ -1246,7 +1277,7 @@
           <w:color w:val="B91C1C"/>
           <w:sz w:val="28"/>
         </w:rPr>
-        <w:t>1.3  Objectives</w:t>
+        <w:t>1.3 Objectives</w:t>
       </w:r>
     </w:p>
     <w:p>

--- a/DOCUMENT/4_Chapter1_Introduction_ProjectProfile.docx
+++ b/DOCUMENT/4_Chapter1_Introduction_ProjectProfile.docx
@@ -56,14 +56,14 @@
     </w:p>
     <w:tbl>
       <w:tblPr>
-        <w:tblW w:w="0" w:type="auto"/>
+        <w:tblW w:w="9616" w:type="dxa"/>
         <w:jc w:val="center"/>
         <w:tblLayout w:type="fixed"/>
         <w:tblLook w:val="04A0" w:firstRow="1" w:lastRow="0" w:firstColumn="1" w:lastColumn="0" w:noHBand="0" w:noVBand="1"/>
       </w:tblPr>
       <w:tblGrid>
         <w:gridCol w:w="2880"/>
-        <w:gridCol w:w="6480"/>
+        <w:gridCol w:w="6736"/>
       </w:tblGrid>
       <w:tr>
         <w:trPr>
@@ -105,7 +105,7 @@
         </w:tc>
         <w:tc>
           <w:tcPr>
-            <w:tcW w:w="6480" w:type="dxa"/>
+            <w:tcW w:w="6736" w:type="dxa"/>
             <w:tcBorders>
               <w:top w:val="single" w:sz="4" w:space="0" w:color="999999"/>
               <w:left w:val="single" w:sz="4" w:space="0" w:color="999999"/>
@@ -127,12 +127,21 @@
                 <w:rFonts w:asciiTheme="majorHAnsi" w:hAnsiTheme="majorHAnsi" w:cstheme="majorHAnsi"/>
               </w:rPr>
             </w:pPr>
+            <w:proofErr w:type="spellStart"/>
             <w:r>
               <w:rPr>
                 <w:rFonts w:asciiTheme="majorHAnsi" w:hAnsiTheme="majorHAnsi" w:cstheme="majorHAnsi"/>
                 <w:sz w:val="24"/>
               </w:rPr>
-              <w:t>StreamHub – Full-Stack Video Streaming Platform</w:t>
+              <w:t>StreamHub</w:t>
+            </w:r>
+            <w:proofErr w:type="spellEnd"/>
+            <w:r>
+              <w:rPr>
+                <w:rFonts w:asciiTheme="majorHAnsi" w:hAnsiTheme="majorHAnsi" w:cstheme="majorHAnsi"/>
+                <w:sz w:val="24"/>
+              </w:rPr>
+              <w:t xml:space="preserve"> – Full-Stack Video Streaming Platform</w:t>
             </w:r>
           </w:p>
         </w:tc>
@@ -177,7 +186,7 @@
         </w:tc>
         <w:tc>
           <w:tcPr>
-            <w:tcW w:w="6480" w:type="dxa"/>
+            <w:tcW w:w="6736" w:type="dxa"/>
             <w:tcBorders>
               <w:top w:val="single" w:sz="4" w:space="0" w:color="999999"/>
               <w:left w:val="single" w:sz="4" w:space="0" w:color="999999"/>
@@ -205,6 +214,85 @@
                 <w:sz w:val="24"/>
               </w:rPr>
               <w:t>Web-Based Full-Stack Application</w:t>
+            </w:r>
+          </w:p>
+        </w:tc>
+      </w:tr>
+      <w:tr>
+        <w:trPr>
+          <w:trHeight w:val="1034"/>
+          <w:jc w:val="center"/>
+        </w:trPr>
+        <w:tc>
+          <w:tcPr>
+            <w:tcW w:w="2880" w:type="dxa"/>
+            <w:tcBorders>
+              <w:top w:val="single" w:sz="4" w:space="0" w:color="999999"/>
+              <w:left w:val="single" w:sz="4" w:space="0" w:color="999999"/>
+              <w:bottom w:val="single" w:sz="4" w:space="0" w:color="999999"/>
+              <w:right w:val="single" w:sz="4" w:space="0" w:color="999999"/>
+            </w:tcBorders>
+            <w:shd w:val="clear" w:color="auto" w:fill="F2F2F2"/>
+            <w:tcMar>
+              <w:top w:w="90" w:type="dxa"/>
+              <w:left w:w="120" w:type="dxa"/>
+              <w:bottom w:w="90" w:type="dxa"/>
+              <w:right w:w="120" w:type="dxa"/>
+            </w:tcMar>
+            <w:vAlign w:val="center"/>
+          </w:tcPr>
+          <w:p>
+            <w:pPr>
+              <w:rPr>
+                <w:rFonts w:asciiTheme="majorHAnsi" w:hAnsiTheme="majorHAnsi" w:cstheme="majorHAnsi"/>
+                <w:b/>
+                <w:sz w:val="24"/>
+              </w:rPr>
+            </w:pPr>
+            <w:r>
+              <w:rPr>
+                <w:rFonts w:asciiTheme="majorHAnsi" w:hAnsiTheme="majorHAnsi" w:cstheme="majorHAnsi"/>
+                <w:b/>
+                <w:bCs/>
+                <w:sz w:val="24"/>
+                <w:lang w:val="en-GB"/>
+              </w:rPr>
+              <w:t>Objective</w:t>
+            </w:r>
+          </w:p>
+        </w:tc>
+        <w:tc>
+          <w:tcPr>
+            <w:tcW w:w="6736" w:type="dxa"/>
+            <w:tcBorders>
+              <w:top w:val="single" w:sz="4" w:space="0" w:color="999999"/>
+              <w:left w:val="single" w:sz="4" w:space="0" w:color="999999"/>
+              <w:bottom w:val="single" w:sz="4" w:space="0" w:color="999999"/>
+              <w:right w:val="single" w:sz="4" w:space="0" w:color="999999"/>
+            </w:tcBorders>
+            <w:shd w:val="clear" w:color="auto" w:fill="FFFFFF"/>
+            <w:tcMar>
+              <w:top w:w="90" w:type="dxa"/>
+              <w:left w:w="120" w:type="dxa"/>
+              <w:bottom w:w="90" w:type="dxa"/>
+              <w:right w:w="120" w:type="dxa"/>
+            </w:tcMar>
+            <w:vAlign w:val="center"/>
+          </w:tcPr>
+          <w:p>
+            <w:pPr>
+              <w:rPr>
+                <w:rFonts w:asciiTheme="majorHAnsi" w:hAnsiTheme="majorHAnsi" w:cstheme="majorHAnsi"/>
+                <w:sz w:val="24"/>
+              </w:rPr>
+            </w:pPr>
+            <w:r>
+              <w:rPr>
+                <w:rFonts w:asciiTheme="majorHAnsi" w:hAnsiTheme="majorHAnsi" w:cstheme="majorHAnsi"/>
+                <w:sz w:val="24"/>
+                <w:lang w:val="en-IN"/>
+              </w:rPr>
+              <w:t>To develop a customizable, secure, and full-stack video streaming platform with adaptive HLS streaming, user authentication, role-based access, and administrative management.</w:t>
             </w:r>
           </w:p>
         </w:tc>
@@ -249,7 +337,7 @@
         </w:tc>
         <w:tc>
           <w:tcPr>
-            <w:tcW w:w="6480" w:type="dxa"/>
+            <w:tcW w:w="6736" w:type="dxa"/>
             <w:tcBorders>
               <w:top w:val="single" w:sz="4" w:space="0" w:color="999999"/>
               <w:left w:val="single" w:sz="4" w:space="0" w:color="999999"/>
@@ -321,7 +409,7 @@
         </w:tc>
         <w:tc>
           <w:tcPr>
-            <w:tcW w:w="6480" w:type="dxa"/>
+            <w:tcW w:w="6736" w:type="dxa"/>
             <w:tcBorders>
               <w:top w:val="single" w:sz="4" w:space="0" w:color="999999"/>
               <w:left w:val="single" w:sz="4" w:space="0" w:color="999999"/>
@@ -379,21 +467,24 @@
             <w:pPr>
               <w:rPr>
                 <w:rFonts w:asciiTheme="majorHAnsi" w:hAnsiTheme="majorHAnsi" w:cstheme="majorHAnsi"/>
+                <w:b/>
+                <w:sz w:val="24"/>
               </w:rPr>
             </w:pPr>
             <w:r>
               <w:rPr>
                 <w:rFonts w:asciiTheme="majorHAnsi" w:hAnsiTheme="majorHAnsi" w:cstheme="majorHAnsi"/>
                 <w:b/>
+                <w:bCs/>
                 <w:sz w:val="24"/>
               </w:rPr>
-              <w:t>Database</w:t>
+              <w:t>Database &amp; Streaming</w:t>
             </w:r>
           </w:p>
         </w:tc>
         <w:tc>
           <w:tcPr>
-            <w:tcW w:w="6480" w:type="dxa"/>
+            <w:tcW w:w="6736" w:type="dxa"/>
             <w:tcBorders>
               <w:top w:val="single" w:sz="4" w:space="0" w:color="999999"/>
               <w:left w:val="single" w:sz="4" w:space="0" w:color="999999"/>
@@ -413,14 +504,43 @@
             <w:pPr>
               <w:rPr>
                 <w:rFonts w:asciiTheme="majorHAnsi" w:hAnsiTheme="majorHAnsi" w:cstheme="majorHAnsi"/>
+                <w:sz w:val="24"/>
+                <w:szCs w:val="24"/>
               </w:rPr>
             </w:pPr>
             <w:r>
               <w:rPr>
                 <w:rFonts w:asciiTheme="majorHAnsi" w:hAnsiTheme="majorHAnsi" w:cstheme="majorHAnsi"/>
                 <w:sz w:val="24"/>
+                <w:szCs w:val="24"/>
               </w:rPr>
               <w:t>MySQL</w:t>
+            </w:r>
+            <w:r>
+              <w:rPr>
+                <w:rFonts w:asciiTheme="majorHAnsi" w:hAnsiTheme="majorHAnsi" w:cstheme="majorHAnsi"/>
+                <w:sz w:val="24"/>
+                <w:szCs w:val="24"/>
+                <w:lang w:val="en-IN"/>
+              </w:rPr>
+              <w:t>, Redis</w:t>
+            </w:r>
+            <w:r>
+              <w:rPr>
+                <w:rFonts w:asciiTheme="majorHAnsi" w:hAnsiTheme="majorHAnsi" w:cstheme="majorHAnsi"/>
+                <w:sz w:val="24"/>
+                <w:szCs w:val="24"/>
+              </w:rPr>
+              <w:t xml:space="preserve"> | HTTP Live Streaming (HLS) – Adaptive Bitrate Streaming</w:t>
+            </w:r>
+            <w:r>
+              <w:rPr>
+                <w:rFonts w:asciiTheme="majorHAnsi" w:hAnsiTheme="majorHAnsi" w:cstheme="majorHAnsi"/>
+                <w:sz w:val="24"/>
+                <w:szCs w:val="24"/>
+                <w:lang w:val="en-IN"/>
+              </w:rPr>
+              <w:t xml:space="preserve"> </w:t>
             </w:r>
           </w:p>
         </w:tc>
@@ -451,21 +571,24 @@
             <w:pPr>
               <w:rPr>
                 <w:rFonts w:asciiTheme="majorHAnsi" w:hAnsiTheme="majorHAnsi" w:cstheme="majorHAnsi"/>
+                <w:b/>
+                <w:sz w:val="24"/>
               </w:rPr>
             </w:pPr>
             <w:r>
               <w:rPr>
                 <w:rFonts w:asciiTheme="majorHAnsi" w:hAnsiTheme="majorHAnsi" w:cstheme="majorHAnsi"/>
                 <w:b/>
+                <w:bCs/>
                 <w:sz w:val="24"/>
               </w:rPr>
-              <w:t>Video Streaming Technology</w:t>
+              <w:t>Authentication &amp; API</w:t>
             </w:r>
           </w:p>
         </w:tc>
         <w:tc>
           <w:tcPr>
-            <w:tcW w:w="6480" w:type="dxa"/>
+            <w:tcW w:w="6736" w:type="dxa"/>
             <w:tcBorders>
               <w:top w:val="single" w:sz="4" w:space="0" w:color="999999"/>
               <w:left w:val="single" w:sz="4" w:space="0" w:color="999999"/>
@@ -485,6 +608,7 @@
             <w:pPr>
               <w:rPr>
                 <w:rFonts w:asciiTheme="majorHAnsi" w:hAnsiTheme="majorHAnsi" w:cstheme="majorHAnsi"/>
+                <w:sz w:val="24"/>
               </w:rPr>
             </w:pPr>
             <w:r>
@@ -492,152 +616,17 @@
                 <w:rFonts w:asciiTheme="majorHAnsi" w:hAnsiTheme="majorHAnsi" w:cstheme="majorHAnsi"/>
                 <w:sz w:val="24"/>
               </w:rPr>
-              <w:t>HTTP Live Streaming (HLS) – Adaptive Bitrate Streaming</w:t>
+              <w:t xml:space="preserve">JWT-Based Authentication with OAuth2 Login Support | Swagger / </w:t>
             </w:r>
-          </w:p>
-        </w:tc>
-      </w:tr>
-      <w:tr>
-        <w:trPr>
-          <w:jc w:val="center"/>
-        </w:trPr>
-        <w:tc>
-          <w:tcPr>
-            <w:tcW w:w="2880" w:type="dxa"/>
-            <w:tcBorders>
-              <w:top w:val="single" w:sz="4" w:space="0" w:color="999999"/>
-              <w:left w:val="single" w:sz="4" w:space="0" w:color="999999"/>
-              <w:bottom w:val="single" w:sz="4" w:space="0" w:color="999999"/>
-              <w:right w:val="single" w:sz="4" w:space="0" w:color="999999"/>
-            </w:tcBorders>
-            <w:shd w:val="clear" w:color="auto" w:fill="F2F2F2"/>
-            <w:tcMar>
-              <w:top w:w="90" w:type="dxa"/>
-              <w:left w:w="120" w:type="dxa"/>
-              <w:bottom w:w="90" w:type="dxa"/>
-              <w:right w:w="120" w:type="dxa"/>
-            </w:tcMar>
-            <w:vAlign w:val="center"/>
-          </w:tcPr>
-          <w:p>
-            <w:pPr>
-              <w:rPr>
-                <w:rFonts w:asciiTheme="majorHAnsi" w:hAnsiTheme="majorHAnsi" w:cstheme="majorHAnsi"/>
-              </w:rPr>
-            </w:pPr>
-            <w:r>
-              <w:rPr>
-                <w:rFonts w:asciiTheme="majorHAnsi" w:hAnsiTheme="majorHAnsi" w:cstheme="majorHAnsi"/>
-                <w:b/>
-                <w:sz w:val="24"/>
-              </w:rPr>
-              <w:t>Authentication</w:t>
-            </w:r>
-          </w:p>
-        </w:tc>
-        <w:tc>
-          <w:tcPr>
-            <w:tcW w:w="6480" w:type="dxa"/>
-            <w:tcBorders>
-              <w:top w:val="single" w:sz="4" w:space="0" w:color="999999"/>
-              <w:left w:val="single" w:sz="4" w:space="0" w:color="999999"/>
-              <w:bottom w:val="single" w:sz="4" w:space="0" w:color="999999"/>
-              <w:right w:val="single" w:sz="4" w:space="0" w:color="999999"/>
-            </w:tcBorders>
-            <w:shd w:val="clear" w:color="auto" w:fill="FFFFFF"/>
-            <w:tcMar>
-              <w:top w:w="90" w:type="dxa"/>
-              <w:left w:w="120" w:type="dxa"/>
-              <w:bottom w:w="90" w:type="dxa"/>
-              <w:right w:w="120" w:type="dxa"/>
-            </w:tcMar>
-            <w:vAlign w:val="center"/>
-          </w:tcPr>
-          <w:p>
-            <w:pPr>
-              <w:rPr>
-                <w:rFonts w:asciiTheme="majorHAnsi" w:hAnsiTheme="majorHAnsi" w:cstheme="majorHAnsi"/>
-              </w:rPr>
-            </w:pPr>
+            <w:proofErr w:type="spellStart"/>
             <w:r>
               <w:rPr>
                 <w:rFonts w:asciiTheme="majorHAnsi" w:hAnsiTheme="majorHAnsi" w:cstheme="majorHAnsi"/>
                 <w:sz w:val="24"/>
               </w:rPr>
-              <w:t>JWT (JSON Web Token) based Authentication with OAuth2 Login Support</w:t>
+              <w:t>OpenAPI</w:t>
             </w:r>
-          </w:p>
-        </w:tc>
-      </w:tr>
-      <w:tr>
-        <w:trPr>
-          <w:jc w:val="center"/>
-        </w:trPr>
-        <w:tc>
-          <w:tcPr>
-            <w:tcW w:w="2880" w:type="dxa"/>
-            <w:tcBorders>
-              <w:top w:val="single" w:sz="4" w:space="0" w:color="999999"/>
-              <w:left w:val="single" w:sz="4" w:space="0" w:color="999999"/>
-              <w:bottom w:val="single" w:sz="4" w:space="0" w:color="999999"/>
-              <w:right w:val="single" w:sz="4" w:space="0" w:color="999999"/>
-            </w:tcBorders>
-            <w:shd w:val="clear" w:color="auto" w:fill="F2F2F2"/>
-            <w:tcMar>
-              <w:top w:w="90" w:type="dxa"/>
-              <w:left w:w="120" w:type="dxa"/>
-              <w:bottom w:w="90" w:type="dxa"/>
-              <w:right w:w="120" w:type="dxa"/>
-            </w:tcMar>
-            <w:vAlign w:val="center"/>
-          </w:tcPr>
-          <w:p>
-            <w:pPr>
-              <w:rPr>
-                <w:rFonts w:asciiTheme="majorHAnsi" w:hAnsiTheme="majorHAnsi" w:cstheme="majorHAnsi"/>
-              </w:rPr>
-            </w:pPr>
-            <w:r>
-              <w:rPr>
-                <w:rFonts w:asciiTheme="majorHAnsi" w:hAnsiTheme="majorHAnsi" w:cstheme="majorHAnsi"/>
-                <w:b/>
-                <w:sz w:val="24"/>
-              </w:rPr>
-              <w:t>API Documentation</w:t>
-            </w:r>
-          </w:p>
-        </w:tc>
-        <w:tc>
-          <w:tcPr>
-            <w:tcW w:w="6480" w:type="dxa"/>
-            <w:tcBorders>
-              <w:top w:val="single" w:sz="4" w:space="0" w:color="999999"/>
-              <w:left w:val="single" w:sz="4" w:space="0" w:color="999999"/>
-              <w:bottom w:val="single" w:sz="4" w:space="0" w:color="999999"/>
-              <w:right w:val="single" w:sz="4" w:space="0" w:color="999999"/>
-            </w:tcBorders>
-            <w:shd w:val="clear" w:color="auto" w:fill="FFFFFF"/>
-            <w:tcMar>
-              <w:top w:w="90" w:type="dxa"/>
-              <w:left w:w="120" w:type="dxa"/>
-              <w:bottom w:w="90" w:type="dxa"/>
-              <w:right w:w="120" w:type="dxa"/>
-            </w:tcMar>
-            <w:vAlign w:val="center"/>
-          </w:tcPr>
-          <w:p>
-            <w:pPr>
-              <w:rPr>
-                <w:rFonts w:asciiTheme="majorHAnsi" w:hAnsiTheme="majorHAnsi" w:cstheme="majorHAnsi"/>
-              </w:rPr>
-            </w:pPr>
-            <w:r>
-              <w:rPr>
-                <w:rFonts w:asciiTheme="majorHAnsi" w:hAnsiTheme="majorHAnsi" w:cstheme="majorHAnsi"/>
-                <w:sz w:val="24"/>
-              </w:rPr>
-              <w:t>Swagger / OpenAPI</w:t>
-            </w:r>
+            <w:proofErr w:type="spellEnd"/>
           </w:p>
         </w:tc>
       </w:tr>
@@ -681,7 +670,7 @@
         </w:tc>
         <w:tc>
           <w:tcPr>
-            <w:tcW w:w="6480" w:type="dxa"/>
+            <w:tcW w:w="6736" w:type="dxa"/>
             <w:tcBorders>
               <w:top w:val="single" w:sz="4" w:space="0" w:color="999999"/>
               <w:left w:val="single" w:sz="4" w:space="0" w:color="999999"/>
@@ -747,13 +736,13 @@
                 <w:b/>
                 <w:sz w:val="24"/>
               </w:rPr>
-              <w:t>Operating System</w:t>
+              <w:t>Group No.</w:t>
             </w:r>
           </w:p>
         </w:tc>
         <w:tc>
           <w:tcPr>
-            <w:tcW w:w="6480" w:type="dxa"/>
+            <w:tcW w:w="6736" w:type="dxa"/>
             <w:tcBorders>
               <w:top w:val="single" w:sz="4" w:space="0" w:color="999999"/>
               <w:left w:val="single" w:sz="4" w:space="0" w:color="999999"/>
@@ -780,7 +769,7 @@
                 <w:rFonts w:asciiTheme="majorHAnsi" w:hAnsiTheme="majorHAnsi" w:cstheme="majorHAnsi"/>
                 <w:sz w:val="24"/>
               </w:rPr>
-              <w:t>Windows</w:t>
+              <w:t>04</w:t>
             </w:r>
           </w:p>
         </w:tc>
@@ -813,19 +802,11 @@
                 <w:rFonts w:asciiTheme="majorHAnsi" w:hAnsiTheme="majorHAnsi" w:cstheme="majorHAnsi"/>
               </w:rPr>
             </w:pPr>
-            <w:r>
-              <w:rPr>
-                <w:rFonts w:asciiTheme="majorHAnsi" w:hAnsiTheme="majorHAnsi" w:cstheme="majorHAnsi"/>
-                <w:b/>
-                <w:sz w:val="24"/>
-              </w:rPr>
-              <w:t>Project Duration</w:t>
-            </w:r>
           </w:p>
         </w:tc>
         <w:tc>
           <w:tcPr>
-            <w:tcW w:w="6480" w:type="dxa"/>
+            <w:tcW w:w="6736" w:type="dxa"/>
             <w:tcBorders>
               <w:top w:val="single" w:sz="4" w:space="0" w:color="999999"/>
               <w:left w:val="single" w:sz="4" w:space="0" w:color="999999"/>
@@ -847,27 +828,6 @@
                 <w:rFonts w:asciiTheme="majorHAnsi" w:hAnsiTheme="majorHAnsi" w:cstheme="majorHAnsi"/>
               </w:rPr>
             </w:pPr>
-            <w:r>
-              <w:rPr>
-                <w:rFonts w:asciiTheme="majorHAnsi" w:hAnsiTheme="majorHAnsi" w:cstheme="majorHAnsi"/>
-                <w:sz w:val="24"/>
-              </w:rPr>
-              <w:t xml:space="preserve">MCA Semester – </w:t>
-            </w:r>
-            <w:r>
-              <w:rPr>
-                <w:rFonts w:asciiTheme="majorHAnsi" w:hAnsiTheme="majorHAnsi" w:cstheme="majorHAnsi"/>
-                <w:sz w:val="24"/>
-              </w:rPr>
-              <w:t>III (</w:t>
-            </w:r>
-            <w:r>
-              <w:rPr>
-                <w:rFonts w:asciiTheme="majorHAnsi" w:hAnsiTheme="majorHAnsi" w:cstheme="majorHAnsi"/>
-                <w:sz w:val="24"/>
-              </w:rPr>
-              <w:t>2025 – 2027)</w:t>
-            </w:r>
           </w:p>
         </w:tc>
       </w:tr>
@@ -911,7 +871,7 @@
         </w:tc>
         <w:tc>
           <w:tcPr>
-            <w:tcW w:w="6480" w:type="dxa"/>
+            <w:tcW w:w="6736" w:type="dxa"/>
             <w:tcBorders>
               <w:top w:val="single" w:sz="4" w:space="0" w:color="999999"/>
               <w:left w:val="single" w:sz="4" w:space="0" w:color="999999"/>
@@ -931,6 +891,7 @@
             <w:pPr>
               <w:rPr>
                 <w:rFonts w:asciiTheme="majorHAnsi" w:hAnsiTheme="majorHAnsi" w:cstheme="majorHAnsi"/>
+                <w:sz w:val="24"/>
               </w:rPr>
             </w:pPr>
             <w:r>
@@ -938,7 +899,43 @@
                 <w:rFonts w:asciiTheme="majorHAnsi" w:hAnsiTheme="majorHAnsi" w:cstheme="majorHAnsi"/>
                 <w:sz w:val="24"/>
               </w:rPr>
-              <w:t>Neha Kaneriya (External / Internal Guide)</w:t>
+              <w:t xml:space="preserve">Dr. Aruna </w:t>
+            </w:r>
+            <w:r>
+              <w:rPr>
+                <w:rFonts w:asciiTheme="majorHAnsi" w:hAnsiTheme="majorHAnsi" w:cstheme="majorHAnsi"/>
+                <w:sz w:val="24"/>
+              </w:rPr>
+              <w:t>Gu</w:t>
+            </w:r>
+            <w:r>
+              <w:rPr>
+                <w:rFonts w:asciiTheme="majorHAnsi" w:hAnsiTheme="majorHAnsi" w:cstheme="majorHAnsi"/>
+                <w:sz w:val="24"/>
+                <w:lang w:val="en-IN"/>
+              </w:rPr>
+              <w:t>r</w:t>
+            </w:r>
+            <w:r>
+              <w:rPr>
+                <w:rFonts w:asciiTheme="majorHAnsi" w:hAnsiTheme="majorHAnsi" w:cstheme="majorHAnsi"/>
+                <w:sz w:val="24"/>
+              </w:rPr>
+              <w:t>jar</w:t>
+            </w:r>
+            <w:r>
+              <w:rPr>
+                <w:rFonts w:asciiTheme="majorHAnsi" w:hAnsiTheme="majorHAnsi" w:cstheme="majorHAnsi"/>
+                <w:sz w:val="24"/>
+              </w:rPr>
+              <w:t xml:space="preserve"> (</w:t>
+            </w:r>
+            <w:r>
+              <w:rPr>
+                <w:rFonts w:asciiTheme="majorHAnsi" w:hAnsiTheme="majorHAnsi" w:cstheme="majorHAnsi"/>
+                <w:sz w:val="24"/>
+              </w:rPr>
+              <w:t>Internal Guide)</w:t>
             </w:r>
           </w:p>
         </w:tc>
@@ -991,7 +988,7 @@
         </w:tc>
         <w:tc>
           <w:tcPr>
-            <w:tcW w:w="6480" w:type="dxa"/>
+            <w:tcW w:w="6736" w:type="dxa"/>
             <w:tcBorders>
               <w:top w:val="single" w:sz="4" w:space="0" w:color="999999"/>
               <w:left w:val="single" w:sz="4" w:space="0" w:color="999999"/>
@@ -1063,7 +1060,7 @@
         </w:tc>
         <w:tc>
           <w:tcPr>
-            <w:tcW w:w="6480" w:type="dxa"/>
+            <w:tcW w:w="6736" w:type="dxa"/>
             <w:tcBorders>
               <w:top w:val="single" w:sz="4" w:space="0" w:color="999999"/>
               <w:left w:val="single" w:sz="4" w:space="0" w:color="999999"/>
@@ -1097,6 +1094,7 @@
       </w:tr>
       <w:tr>
         <w:trPr>
+          <w:trHeight w:val="719"/>
           <w:jc w:val="center"/>
         </w:trPr>
         <w:tc>
@@ -1135,7 +1133,7 @@
         </w:tc>
         <w:tc>
           <w:tcPr>
-            <w:tcW w:w="6480" w:type="dxa"/>
+            <w:tcW w:w="6736" w:type="dxa"/>
             <w:tcBorders>
               <w:top w:val="single" w:sz="4" w:space="0" w:color="999999"/>
               <w:left w:val="single" w:sz="4" w:space="0" w:color="999999"/>
@@ -1162,25 +1160,152 @@
                 <w:rFonts w:asciiTheme="majorHAnsi" w:hAnsiTheme="majorHAnsi" w:cstheme="majorHAnsi"/>
                 <w:sz w:val="24"/>
               </w:rPr>
-              <w:t>Neha V. Kaneriya, Vidhi K. Kansagara</w:t>
+              <w:t xml:space="preserve">Neha V. </w:t>
             </w:r>
+            <w:proofErr w:type="spellStart"/>
+            <w:r>
+              <w:rPr>
+                <w:rFonts w:asciiTheme="majorHAnsi" w:hAnsiTheme="majorHAnsi" w:cstheme="majorHAnsi"/>
+                <w:sz w:val="24"/>
+              </w:rPr>
+              <w:t>Kaneriya</w:t>
+            </w:r>
+            <w:proofErr w:type="spellEnd"/>
+            <w:r>
+              <w:rPr>
+                <w:rFonts w:asciiTheme="majorHAnsi" w:hAnsiTheme="majorHAnsi" w:cstheme="majorHAnsi"/>
+                <w:sz w:val="24"/>
+              </w:rPr>
+              <w:t xml:space="preserve">   </w:t>
+            </w:r>
+            <w:r>
+              <w:rPr>
+                <w:rFonts w:asciiTheme="majorHAnsi" w:hAnsiTheme="majorHAnsi" w:cstheme="majorHAnsi"/>
+                <w:sz w:val="24"/>
+              </w:rPr>
+              <w:t xml:space="preserve">                                                                             </w:t>
+            </w:r>
+            <w:r>
+              <w:rPr>
+                <w:rFonts w:asciiTheme="majorHAnsi" w:hAnsiTheme="majorHAnsi" w:cstheme="majorHAnsi"/>
+                <w:sz w:val="24"/>
+              </w:rPr>
+              <w:t xml:space="preserve">Vidhi K. </w:t>
+            </w:r>
+            <w:proofErr w:type="spellStart"/>
+            <w:r>
+              <w:rPr>
+                <w:rFonts w:asciiTheme="majorHAnsi" w:hAnsiTheme="majorHAnsi" w:cstheme="majorHAnsi"/>
+                <w:sz w:val="24"/>
+              </w:rPr>
+              <w:t>Kansagara</w:t>
+            </w:r>
+            <w:proofErr w:type="spellEnd"/>
           </w:p>
         </w:tc>
       </w:tr>
     </w:tbl>
     <w:p>
       <w:pPr>
+        <w:spacing w:before="280" w:after="160"/>
         <w:rPr>
           <w:rFonts w:asciiTheme="majorHAnsi" w:hAnsiTheme="majorHAnsi" w:cstheme="majorHAnsi"/>
         </w:rPr>
       </w:pPr>
+      <w:r>
+        <w:rPr>
+          <w:rFonts w:asciiTheme="majorHAnsi" w:hAnsiTheme="majorHAnsi" w:cstheme="majorHAnsi"/>
+          <w:b/>
+          <w:color w:val="B91C1C"/>
+          <w:sz w:val="28"/>
+        </w:rPr>
+        <w:lastRenderedPageBreak/>
+        <w:t xml:space="preserve">1.2 About the </w:t>
+      </w:r>
+      <w:r>
+        <w:rPr>
+          <w:rFonts w:asciiTheme="majorHAnsi" w:hAnsiTheme="majorHAnsi" w:cstheme="majorHAnsi"/>
+          <w:b/>
+          <w:color w:val="B91C1C"/>
+          <w:sz w:val="28"/>
+        </w:rPr>
+        <w:t>Organization</w:t>
+      </w:r>
     </w:p>
     <w:p>
       <w:pPr>
+        <w:spacing w:after="160" w:line="300" w:lineRule="auto"/>
+        <w:jc w:val="both"/>
         <w:rPr>
           <w:rFonts w:asciiTheme="majorHAnsi" w:hAnsiTheme="majorHAnsi" w:cstheme="majorHAnsi"/>
+          <w:sz w:val="24"/>
+          <w:szCs w:val="24"/>
         </w:rPr>
       </w:pPr>
+      <w:r>
+        <w:rPr>
+          <w:rFonts w:asciiTheme="majorHAnsi" w:hAnsiTheme="majorHAnsi" w:cstheme="majorHAnsi"/>
+          <w:sz w:val="24"/>
+          <w:szCs w:val="24"/>
+        </w:rPr>
+        <w:t xml:space="preserve">Acharya </w:t>
+      </w:r>
+      <w:proofErr w:type="spellStart"/>
+      <w:r>
+        <w:rPr>
+          <w:rFonts w:asciiTheme="majorHAnsi" w:hAnsiTheme="majorHAnsi" w:cstheme="majorHAnsi"/>
+          <w:sz w:val="24"/>
+          <w:szCs w:val="24"/>
+        </w:rPr>
+        <w:t>Motibhai</w:t>
+      </w:r>
+      <w:proofErr w:type="spellEnd"/>
+      <w:r>
+        <w:rPr>
+          <w:rFonts w:asciiTheme="majorHAnsi" w:hAnsiTheme="majorHAnsi" w:cstheme="majorHAnsi"/>
+          <w:sz w:val="24"/>
+          <w:szCs w:val="24"/>
+        </w:rPr>
+        <w:t xml:space="preserve"> Patel Institute of Computer Studies (AMPICS) is a reputed institute specializing in Computer Applications and Information Technology. It focuses on quality education, technical skills, innovation, and industry-oriented learning.</w:t>
+      </w:r>
+    </w:p>
+    <w:p>
+      <w:pPr>
+        <w:spacing w:after="160" w:line="300" w:lineRule="auto"/>
+        <w:jc w:val="both"/>
+        <w:rPr>
+          <w:rFonts w:asciiTheme="majorHAnsi" w:hAnsiTheme="majorHAnsi" w:cstheme="majorHAnsi"/>
+          <w:sz w:val="24"/>
+          <w:szCs w:val="24"/>
+        </w:rPr>
+      </w:pPr>
+      <w:r>
+        <w:rPr>
+          <w:rFonts w:asciiTheme="majorHAnsi" w:hAnsiTheme="majorHAnsi" w:cstheme="majorHAnsi"/>
+          <w:sz w:val="24"/>
+          <w:szCs w:val="24"/>
+        </w:rPr>
+        <w:t>Ganpat University (GUNI) is a multidisciplinary university in Gujarat offering programs across various fields. It focuses on education, research, innovation, and skill development. AMPICS is a constituent institute of Ganpat University.</w:t>
+      </w:r>
+    </w:p>
+    <w:p>
+      <w:pPr>
+        <w:spacing w:after="160" w:line="300" w:lineRule="auto"/>
+        <w:jc w:val="both"/>
+        <w:rPr>
+          <w:rFonts w:asciiTheme="majorHAnsi" w:hAnsiTheme="majorHAnsi" w:cstheme="majorHAnsi"/>
+          <w:sz w:val="24"/>
+          <w:szCs w:val="24"/>
+        </w:rPr>
+      </w:pPr>
+      <w:r>
+        <w:rPr>
+          <w:rFonts w:asciiTheme="majorHAnsi" w:hAnsiTheme="majorHAnsi" w:cstheme="majorHAnsi"/>
+          <w:sz w:val="24"/>
+          <w:szCs w:val="24"/>
+        </w:rPr>
+        <w:t>The Master of Computer Applications (MCA) is a postgraduate program focused on software development, programming, database management, web technologies, and modern computing practices. The program combines theoretical knowledge with practical learning to develop technical and problem-solving skills.</w:t>
+      </w:r>
     </w:p>
     <w:p>
       <w:pPr>
@@ -1196,7 +1321,7 @@
           <w:color w:val="B91C1C"/>
           <w:sz w:val="28"/>
         </w:rPr>
-        <w:t>1.2 About</w:t>
+        <w:t>1.</w:t>
       </w:r>
       <w:r>
         <w:rPr>
@@ -1205,7 +1330,16 @@
           <w:color w:val="B91C1C"/>
           <w:sz w:val="28"/>
         </w:rPr>
-        <w:t xml:space="preserve"> the Project</w:t>
+        <w:t>3</w:t>
+      </w:r>
+      <w:r>
+        <w:rPr>
+          <w:rFonts w:asciiTheme="majorHAnsi" w:hAnsiTheme="majorHAnsi" w:cstheme="majorHAnsi"/>
+          <w:b/>
+          <w:color w:val="B91C1C"/>
+          <w:sz w:val="28"/>
+        </w:rPr>
+        <w:t xml:space="preserve"> About the Project</w:t>
       </w:r>
     </w:p>
     <w:p>
@@ -1221,7 +1355,23 @@
           <w:rFonts w:asciiTheme="majorHAnsi" w:hAnsiTheme="majorHAnsi" w:cstheme="majorHAnsi"/>
           <w:sz w:val="24"/>
         </w:rPr>
-        <w:t>“StreamHub” is a full-stack, web-based video streaming application that enables users to upload, manage, and stream video content in a secure and efficient manner. The system is designed to closely resemble real-world streaming platforms by combining a modern, responsive front-end with a robust and scalable back-end. It focuses on providing smooth video playback through adaptive bitrate streaming, along with secure user authentication, role-based access control, and a complete administrative module for managing users, videos, and feedback.</w:t>
+        <w:t>“</w:t>
+      </w:r>
+      <w:proofErr w:type="spellStart"/>
+      <w:r>
+        <w:rPr>
+          <w:rFonts w:asciiTheme="majorHAnsi" w:hAnsiTheme="majorHAnsi" w:cstheme="majorHAnsi"/>
+          <w:sz w:val="24"/>
+        </w:rPr>
+        <w:t>StreamHub</w:t>
+      </w:r>
+      <w:proofErr w:type="spellEnd"/>
+      <w:r>
+        <w:rPr>
+          <w:rFonts w:asciiTheme="majorHAnsi" w:hAnsiTheme="majorHAnsi" w:cstheme="majorHAnsi"/>
+          <w:sz w:val="24"/>
+        </w:rPr>
+        <w:t>” is a full-stack, web-based video streaming application that enables users to upload, manage, and stream video content in a secure and efficient manner. The system is designed to closely resemble real-world streaming platforms by combining a modern, responsive front-end with a robust and scalable back-end. It focuses on providing smooth video playback through adaptive bitrate streaming, along with secure user authentication, role-based access control, and a complete administrative module for managing users, videos, and feedback.</w:t>
       </w:r>
     </w:p>
     <w:p>
@@ -1246,6 +1396,7 @@
         <w:jc w:val="both"/>
         <w:rPr>
           <w:rFonts w:asciiTheme="majorHAnsi" w:hAnsiTheme="majorHAnsi" w:cstheme="majorHAnsi"/>
+          <w:sz w:val="24"/>
         </w:rPr>
       </w:pPr>
       <w:r>
@@ -1258,10 +1409,31 @@
     </w:p>
     <w:p>
       <w:pPr>
+        <w:spacing w:after="160" w:line="300" w:lineRule="auto"/>
+        <w:jc w:val="both"/>
         <w:rPr>
           <w:rFonts w:asciiTheme="majorHAnsi" w:hAnsiTheme="majorHAnsi" w:cstheme="majorHAnsi"/>
+          <w:sz w:val="24"/>
+          <w:szCs w:val="24"/>
         </w:rPr>
       </w:pPr>
+      <w:r>
+        <w:rPr>
+          <w:rFonts w:asciiTheme="majorHAnsi" w:hAnsiTheme="majorHAnsi" w:cstheme="majorHAnsi"/>
+          <w:sz w:val="24"/>
+          <w:szCs w:val="24"/>
+        </w:rPr>
+        <w:t xml:space="preserve">To ensure that only genuine users can access the platform, the application includes a secure email verification system, where every new account must be verified using a one-time password (OTP) sent to the registered email address. Login access is restricted until the </w:t>
+      </w:r>
+      <w:r>
+        <w:rPr>
+          <w:rFonts w:asciiTheme="majorHAnsi" w:hAnsiTheme="majorHAnsi" w:cstheme="majorHAnsi"/>
+          <w:sz w:val="24"/>
+          <w:szCs w:val="24"/>
+        </w:rPr>
+        <w:lastRenderedPageBreak/>
+        <w:t>email is successfully verified, which helps prevent fake accounts and unauthorized registrations. Additionally, the application uses Redis as a caching layer to store OTP codes, user data, and JWT session information, which improves response time, reduces database load, and enhances the overall performance and scalability of the system.</w:t>
+      </w:r>
     </w:p>
     <w:p>
       <w:pPr>
@@ -1293,27 +1465,38 @@
           <w:rFonts w:asciiTheme="majorHAnsi" w:hAnsiTheme="majorHAnsi" w:cstheme="majorHAnsi"/>
           <w:sz w:val="24"/>
         </w:rPr>
-        <w:t>The main objectives of the “StreamHub” project are as follows:</w:t>
+        <w:t>The main objectives of the “</w:t>
+      </w:r>
+      <w:proofErr w:type="spellStart"/>
+      <w:r>
+        <w:rPr>
+          <w:rFonts w:asciiTheme="majorHAnsi" w:hAnsiTheme="majorHAnsi" w:cstheme="majorHAnsi"/>
+          <w:sz w:val="24"/>
+        </w:rPr>
+        <w:t>StreamHub</w:t>
+      </w:r>
+      <w:proofErr w:type="spellEnd"/>
+      <w:r>
+        <w:rPr>
+          <w:rFonts w:asciiTheme="majorHAnsi" w:hAnsiTheme="majorHAnsi" w:cstheme="majorHAnsi"/>
+          <w:sz w:val="24"/>
+        </w:rPr>
+        <w:t>” project are as follows:</w:t>
       </w:r>
     </w:p>
     <w:p>
       <w:pPr>
-        <w:spacing w:after="120" w:line="300" w:lineRule="auto"/>
-        <w:ind w:left="432"/>
+        <w:pStyle w:val="ListParagraph"/>
+        <w:numPr>
+          <w:ilvl w:val="0"/>
+          <w:numId w:val="11"/>
+        </w:numPr>
+        <w:spacing w:before="240" w:after="0" w:line="300" w:lineRule="auto"/>
         <w:jc w:val="both"/>
         <w:rPr>
           <w:rFonts w:asciiTheme="majorHAnsi" w:hAnsiTheme="majorHAnsi" w:cstheme="majorHAnsi"/>
         </w:rPr>
       </w:pPr>
-      <w:r>
-        <w:rPr>
-          <w:rFonts w:asciiTheme="majorHAnsi" w:hAnsiTheme="majorHAnsi" w:cstheme="majorHAnsi"/>
-          <w:b/>
-          <w:color w:val="B91C1C"/>
-          <w:sz w:val="24"/>
-        </w:rPr>
-        <w:t xml:space="preserve">•  </w:t>
-      </w:r>
       <w:r>
         <w:rPr>
           <w:rFonts w:asciiTheme="majorHAnsi" w:hAnsiTheme="majorHAnsi" w:cstheme="majorHAnsi"/>
@@ -1324,22 +1507,17 @@
     </w:p>
     <w:p>
       <w:pPr>
-        <w:spacing w:after="120" w:line="300" w:lineRule="auto"/>
-        <w:ind w:left="432"/>
+        <w:pStyle w:val="ListParagraph"/>
+        <w:numPr>
+          <w:ilvl w:val="0"/>
+          <w:numId w:val="11"/>
+        </w:numPr>
+        <w:spacing w:before="240" w:after="0" w:line="300" w:lineRule="auto"/>
         <w:jc w:val="both"/>
         <w:rPr>
           <w:rFonts w:asciiTheme="majorHAnsi" w:hAnsiTheme="majorHAnsi" w:cstheme="majorHAnsi"/>
         </w:rPr>
       </w:pPr>
-      <w:r>
-        <w:rPr>
-          <w:rFonts w:asciiTheme="majorHAnsi" w:hAnsiTheme="majorHAnsi" w:cstheme="majorHAnsi"/>
-          <w:b/>
-          <w:color w:val="B91C1C"/>
-          <w:sz w:val="24"/>
-        </w:rPr>
-        <w:t xml:space="preserve">•  </w:t>
-      </w:r>
       <w:r>
         <w:rPr>
           <w:rFonts w:asciiTheme="majorHAnsi" w:hAnsiTheme="majorHAnsi" w:cstheme="majorHAnsi"/>
@@ -1350,22 +1528,17 @@
     </w:p>
     <w:p>
       <w:pPr>
-        <w:spacing w:after="120" w:line="300" w:lineRule="auto"/>
-        <w:ind w:left="432"/>
+        <w:pStyle w:val="ListParagraph"/>
+        <w:numPr>
+          <w:ilvl w:val="0"/>
+          <w:numId w:val="11"/>
+        </w:numPr>
+        <w:spacing w:before="240" w:after="0" w:line="300" w:lineRule="auto"/>
         <w:jc w:val="both"/>
         <w:rPr>
           <w:rFonts w:asciiTheme="majorHAnsi" w:hAnsiTheme="majorHAnsi" w:cstheme="majorHAnsi"/>
         </w:rPr>
       </w:pPr>
-      <w:r>
-        <w:rPr>
-          <w:rFonts w:asciiTheme="majorHAnsi" w:hAnsiTheme="majorHAnsi" w:cstheme="majorHAnsi"/>
-          <w:b/>
-          <w:color w:val="B91C1C"/>
-          <w:sz w:val="24"/>
-        </w:rPr>
-        <w:t xml:space="preserve">•  </w:t>
-      </w:r>
       <w:r>
         <w:rPr>
           <w:rFonts w:asciiTheme="majorHAnsi" w:hAnsiTheme="majorHAnsi" w:cstheme="majorHAnsi"/>
@@ -1376,22 +1549,17 @@
     </w:p>
     <w:p>
       <w:pPr>
-        <w:spacing w:after="120" w:line="300" w:lineRule="auto"/>
-        <w:ind w:left="432"/>
+        <w:pStyle w:val="ListParagraph"/>
+        <w:numPr>
+          <w:ilvl w:val="0"/>
+          <w:numId w:val="11"/>
+        </w:numPr>
+        <w:spacing w:before="240" w:after="0" w:line="300" w:lineRule="auto"/>
         <w:jc w:val="both"/>
         <w:rPr>
           <w:rFonts w:asciiTheme="majorHAnsi" w:hAnsiTheme="majorHAnsi" w:cstheme="majorHAnsi"/>
         </w:rPr>
       </w:pPr>
-      <w:r>
-        <w:rPr>
-          <w:rFonts w:asciiTheme="majorHAnsi" w:hAnsiTheme="majorHAnsi" w:cstheme="majorHAnsi"/>
-          <w:b/>
-          <w:color w:val="B91C1C"/>
-          <w:sz w:val="24"/>
-        </w:rPr>
-        <w:t xml:space="preserve">•  </w:t>
-      </w:r>
       <w:r>
         <w:rPr>
           <w:rFonts w:asciiTheme="majorHAnsi" w:hAnsiTheme="majorHAnsi" w:cstheme="majorHAnsi"/>
@@ -1402,23 +1570,17 @@
     </w:p>
     <w:p>
       <w:pPr>
-        <w:spacing w:after="120" w:line="300" w:lineRule="auto"/>
-        <w:ind w:left="432"/>
+        <w:pStyle w:val="ListParagraph"/>
+        <w:numPr>
+          <w:ilvl w:val="0"/>
+          <w:numId w:val="11"/>
+        </w:numPr>
+        <w:spacing w:before="240" w:after="0" w:line="300" w:lineRule="auto"/>
         <w:jc w:val="both"/>
         <w:rPr>
           <w:rFonts w:asciiTheme="majorHAnsi" w:hAnsiTheme="majorHAnsi" w:cstheme="majorHAnsi"/>
         </w:rPr>
       </w:pPr>
-      <w:r>
-        <w:rPr>
-          <w:rFonts w:asciiTheme="majorHAnsi" w:hAnsiTheme="majorHAnsi" w:cstheme="majorHAnsi"/>
-          <w:b/>
-          <w:color w:val="B91C1C"/>
-          <w:sz w:val="24"/>
-        </w:rPr>
-        <w:lastRenderedPageBreak/>
-        <w:t xml:space="preserve">•  </w:t>
-      </w:r>
       <w:r>
         <w:rPr>
           <w:rFonts w:asciiTheme="majorHAnsi" w:hAnsiTheme="majorHAnsi" w:cstheme="majorHAnsi"/>
@@ -1429,22 +1591,17 @@
     </w:p>
     <w:p>
       <w:pPr>
-        <w:spacing w:after="120" w:line="300" w:lineRule="auto"/>
-        <w:ind w:left="432"/>
+        <w:pStyle w:val="ListParagraph"/>
+        <w:numPr>
+          <w:ilvl w:val="0"/>
+          <w:numId w:val="11"/>
+        </w:numPr>
+        <w:spacing w:before="240" w:after="0" w:line="300" w:lineRule="auto"/>
         <w:jc w:val="both"/>
         <w:rPr>
           <w:rFonts w:asciiTheme="majorHAnsi" w:hAnsiTheme="majorHAnsi" w:cstheme="majorHAnsi"/>
         </w:rPr>
       </w:pPr>
-      <w:r>
-        <w:rPr>
-          <w:rFonts w:asciiTheme="majorHAnsi" w:hAnsiTheme="majorHAnsi" w:cstheme="majorHAnsi"/>
-          <w:b/>
-          <w:color w:val="B91C1C"/>
-          <w:sz w:val="24"/>
-        </w:rPr>
-        <w:t xml:space="preserve">• </w:t>
-      </w:r>
       <w:r>
         <w:rPr>
           <w:rFonts w:asciiTheme="majorHAnsi" w:hAnsiTheme="majorHAnsi" w:cstheme="majorHAnsi"/>
@@ -1455,22 +1612,17 @@
     </w:p>
     <w:p>
       <w:pPr>
-        <w:spacing w:after="120" w:line="300" w:lineRule="auto"/>
-        <w:ind w:left="432"/>
+        <w:pStyle w:val="ListParagraph"/>
+        <w:numPr>
+          <w:ilvl w:val="0"/>
+          <w:numId w:val="11"/>
+        </w:numPr>
+        <w:spacing w:before="240" w:after="0" w:line="300" w:lineRule="auto"/>
         <w:jc w:val="both"/>
         <w:rPr>
           <w:rFonts w:asciiTheme="majorHAnsi" w:hAnsiTheme="majorHAnsi" w:cstheme="majorHAnsi"/>
         </w:rPr>
       </w:pPr>
-      <w:r>
-        <w:rPr>
-          <w:rFonts w:asciiTheme="majorHAnsi" w:hAnsiTheme="majorHAnsi" w:cstheme="majorHAnsi"/>
-          <w:b/>
-          <w:color w:val="B91C1C"/>
-          <w:sz w:val="24"/>
-        </w:rPr>
-        <w:t xml:space="preserve">•  </w:t>
-      </w:r>
       <w:r>
         <w:rPr>
           <w:rFonts w:asciiTheme="majorHAnsi" w:hAnsiTheme="majorHAnsi" w:cstheme="majorHAnsi"/>
@@ -1481,22 +1633,18 @@
     </w:p>
     <w:p>
       <w:pPr>
-        <w:spacing w:after="120" w:line="300" w:lineRule="auto"/>
-        <w:ind w:left="432"/>
+        <w:pStyle w:val="ListParagraph"/>
+        <w:numPr>
+          <w:ilvl w:val="0"/>
+          <w:numId w:val="11"/>
+        </w:numPr>
+        <w:spacing w:before="240" w:after="0" w:line="300" w:lineRule="auto"/>
         <w:jc w:val="both"/>
         <w:rPr>
           <w:rFonts w:asciiTheme="majorHAnsi" w:hAnsiTheme="majorHAnsi" w:cstheme="majorHAnsi"/>
+          <w:sz w:val="24"/>
         </w:rPr>
       </w:pPr>
-      <w:r>
-        <w:rPr>
-          <w:rFonts w:asciiTheme="majorHAnsi" w:hAnsiTheme="majorHAnsi" w:cstheme="majorHAnsi"/>
-          <w:b/>
-          <w:color w:val="B91C1C"/>
-          <w:sz w:val="24"/>
-        </w:rPr>
-        <w:t xml:space="preserve">• </w:t>
-      </w:r>
       <w:r>
         <w:rPr>
           <w:rFonts w:asciiTheme="majorHAnsi" w:hAnsiTheme="majorHAnsi" w:cstheme="majorHAnsi"/>
@@ -1507,17 +1655,16 @@
     </w:p>
     <w:p>
       <w:pPr>
-        <w:rPr>
-          <w:rFonts w:asciiTheme="majorHAnsi" w:hAnsiTheme="majorHAnsi" w:cstheme="majorHAnsi"/>
-        </w:rPr>
-      </w:pPr>
-    </w:p>
-    <w:p>
-      <w:pPr>
-        <w:spacing w:after="160" w:line="300" w:lineRule="auto"/>
+        <w:pStyle w:val="ListParagraph"/>
+        <w:numPr>
+          <w:ilvl w:val="0"/>
+          <w:numId w:val="11"/>
+        </w:numPr>
+        <w:spacing w:before="240" w:after="0" w:line="300" w:lineRule="auto"/>
         <w:jc w:val="both"/>
         <w:rPr>
           <w:rFonts w:asciiTheme="majorHAnsi" w:hAnsiTheme="majorHAnsi" w:cstheme="majorHAnsi"/>
+          <w:sz w:val="24"/>
         </w:rPr>
       </w:pPr>
       <w:r>
@@ -1525,7 +1672,29 @@
           <w:rFonts w:asciiTheme="majorHAnsi" w:hAnsiTheme="majorHAnsi" w:cstheme="majorHAnsi"/>
           <w:sz w:val="24"/>
         </w:rPr>
-        <w:t>Overall, the “StreamHub” project aims to provide hands-on experience in building a complete, production-style full-stack application, while reinforcing key concepts of modern web development, secure authentication, adaptive media streaming, and role-based system design learned during the MCA program.</w:t>
+        <w:t>To implement secure email verification using OTP, SMTP-based email delivery, and Redis TTL, ensuring that every new account uses a genuine email address and OTPs expire automatically.</w:t>
+      </w:r>
+    </w:p>
+    <w:p>
+      <w:pPr>
+        <w:pStyle w:val="ListParagraph"/>
+        <w:numPr>
+          <w:ilvl w:val="0"/>
+          <w:numId w:val="11"/>
+        </w:numPr>
+        <w:spacing w:before="240" w:after="0" w:line="300" w:lineRule="auto"/>
+        <w:jc w:val="both"/>
+        <w:rPr>
+          <w:rFonts w:asciiTheme="majorHAnsi" w:hAnsiTheme="majorHAnsi" w:cstheme="majorHAnsi"/>
+          <w:sz w:val="24"/>
+        </w:rPr>
+      </w:pPr>
+      <w:r>
+        <w:rPr>
+          <w:rFonts w:asciiTheme="majorHAnsi" w:hAnsiTheme="majorHAnsi" w:cstheme="majorHAnsi"/>
+          <w:sz w:val="24"/>
+        </w:rPr>
+        <w:t>To provide secure OTP resend functionality with a cooldown period and restrict login access until email verification is successfully completed, preventing fake accounts, spam, and misuse of the email service.</w:t>
       </w:r>
     </w:p>
     <w:sectPr>
@@ -1576,7 +1745,23 @@
         <w:rFonts w:ascii="Times New Roman" w:hAnsi="Times New Roman"/>
         <w:b/>
       </w:rPr>
-      <w:t>Group No – StreamHub Project</w:t>
+      <w:t xml:space="preserve">Group No – </w:t>
+    </w:r>
+    <w:proofErr w:type="spellStart"/>
+    <w:r>
+      <w:rPr>
+        <w:rFonts w:ascii="Times New Roman" w:hAnsi="Times New Roman"/>
+        <w:b/>
+      </w:rPr>
+      <w:t>StreamHub</w:t>
+    </w:r>
+    <w:proofErr w:type="spellEnd"/>
+    <w:r>
+      <w:rPr>
+        <w:rFonts w:ascii="Times New Roman" w:hAnsi="Times New Roman"/>
+        <w:b/>
+      </w:rPr>
+      <w:t xml:space="preserve"> Project</w:t>
     </w:r>
     <w:r>
       <w:tab/>
@@ -1667,7 +1852,27 @@
         <w:color w:val="000000"/>
         <w:sz w:val="24"/>
       </w:rPr>
-      <w:t>Acharya Motibhai Patel Institute of Computer Studies</w:t>
+      <w:t xml:space="preserve">Acharya </w:t>
+    </w:r>
+    <w:proofErr w:type="spellStart"/>
+    <w:r>
+      <w:rPr>
+        <w:rFonts w:ascii="Cambria" w:hAnsi="Cambria"/>
+        <w:b/>
+        <w:color w:val="000000"/>
+        <w:sz w:val="24"/>
+      </w:rPr>
+      <w:t>Motibhai</w:t>
+    </w:r>
+    <w:proofErr w:type="spellEnd"/>
+    <w:r>
+      <w:rPr>
+        <w:rFonts w:ascii="Cambria" w:hAnsi="Cambria"/>
+        <w:b/>
+        <w:color w:val="000000"/>
+        <w:sz w:val="24"/>
+      </w:rPr>
+      <w:t xml:space="preserve"> Patel Institute of Computer Studies</w:t>
     </w:r>
   </w:p>
 </w:hdr>
@@ -1846,6 +2051,234 @@
       </w:rPr>
     </w:lvl>
   </w:abstractNum>
+  <w:abstractNum w:abstractNumId="9" w15:restartNumberingAfterBreak="0">
+    <w:nsid w:val="1FBE6C91"/>
+    <w:multiLevelType w:val="hybridMultilevel"/>
+    <w:tmpl w:val="641E3840"/>
+    <w:lvl w:ilvl="0" w:tplc="3732D6E6">
+      <w:start w:val="1"/>
+      <w:numFmt w:val="bullet"/>
+      <w:lvlText w:val=""/>
+      <w:lvlJc w:val="left"/>
+      <w:pPr>
+        <w:ind w:left="720" w:hanging="360"/>
+      </w:pPr>
+      <w:rPr>
+        <w:rFonts w:ascii="Symbol" w:hAnsi="Symbol" w:hint="default"/>
+        <w:color w:val="C00000"/>
+      </w:rPr>
+    </w:lvl>
+    <w:lvl w:ilvl="1" w:tplc="04090003" w:tentative="1">
+      <w:start w:val="1"/>
+      <w:numFmt w:val="bullet"/>
+      <w:lvlText w:val="o"/>
+      <w:lvlJc w:val="left"/>
+      <w:pPr>
+        <w:ind w:left="1440" w:hanging="360"/>
+      </w:pPr>
+      <w:rPr>
+        <w:rFonts w:ascii="Courier New" w:hAnsi="Courier New" w:cs="Courier New" w:hint="default"/>
+      </w:rPr>
+    </w:lvl>
+    <w:lvl w:ilvl="2" w:tplc="04090005" w:tentative="1">
+      <w:start w:val="1"/>
+      <w:numFmt w:val="bullet"/>
+      <w:lvlText w:val=""/>
+      <w:lvlJc w:val="left"/>
+      <w:pPr>
+        <w:ind w:left="2160" w:hanging="360"/>
+      </w:pPr>
+      <w:rPr>
+        <w:rFonts w:ascii="Wingdings" w:hAnsi="Wingdings" w:hint="default"/>
+      </w:rPr>
+    </w:lvl>
+    <w:lvl w:ilvl="3" w:tplc="04090001" w:tentative="1">
+      <w:start w:val="1"/>
+      <w:numFmt w:val="bullet"/>
+      <w:lvlText w:val=""/>
+      <w:lvlJc w:val="left"/>
+      <w:pPr>
+        <w:ind w:left="2880" w:hanging="360"/>
+      </w:pPr>
+      <w:rPr>
+        <w:rFonts w:ascii="Symbol" w:hAnsi="Symbol" w:hint="default"/>
+      </w:rPr>
+    </w:lvl>
+    <w:lvl w:ilvl="4" w:tplc="04090003" w:tentative="1">
+      <w:start w:val="1"/>
+      <w:numFmt w:val="bullet"/>
+      <w:lvlText w:val="o"/>
+      <w:lvlJc w:val="left"/>
+      <w:pPr>
+        <w:ind w:left="3600" w:hanging="360"/>
+      </w:pPr>
+      <w:rPr>
+        <w:rFonts w:ascii="Courier New" w:hAnsi="Courier New" w:cs="Courier New" w:hint="default"/>
+      </w:rPr>
+    </w:lvl>
+    <w:lvl w:ilvl="5" w:tplc="04090005" w:tentative="1">
+      <w:start w:val="1"/>
+      <w:numFmt w:val="bullet"/>
+      <w:lvlText w:val=""/>
+      <w:lvlJc w:val="left"/>
+      <w:pPr>
+        <w:ind w:left="4320" w:hanging="360"/>
+      </w:pPr>
+      <w:rPr>
+        <w:rFonts w:ascii="Wingdings" w:hAnsi="Wingdings" w:hint="default"/>
+      </w:rPr>
+    </w:lvl>
+    <w:lvl w:ilvl="6" w:tplc="04090001" w:tentative="1">
+      <w:start w:val="1"/>
+      <w:numFmt w:val="bullet"/>
+      <w:lvlText w:val=""/>
+      <w:lvlJc w:val="left"/>
+      <w:pPr>
+        <w:ind w:left="5040" w:hanging="360"/>
+      </w:pPr>
+      <w:rPr>
+        <w:rFonts w:ascii="Symbol" w:hAnsi="Symbol" w:hint="default"/>
+      </w:rPr>
+    </w:lvl>
+    <w:lvl w:ilvl="7" w:tplc="04090003" w:tentative="1">
+      <w:start w:val="1"/>
+      <w:numFmt w:val="bullet"/>
+      <w:lvlText w:val="o"/>
+      <w:lvlJc w:val="left"/>
+      <w:pPr>
+        <w:ind w:left="5760" w:hanging="360"/>
+      </w:pPr>
+      <w:rPr>
+        <w:rFonts w:ascii="Courier New" w:hAnsi="Courier New" w:cs="Courier New" w:hint="default"/>
+      </w:rPr>
+    </w:lvl>
+    <w:lvl w:ilvl="8" w:tplc="04090005" w:tentative="1">
+      <w:start w:val="1"/>
+      <w:numFmt w:val="bullet"/>
+      <w:lvlText w:val=""/>
+      <w:lvlJc w:val="left"/>
+      <w:pPr>
+        <w:ind w:left="6480" w:hanging="360"/>
+      </w:pPr>
+      <w:rPr>
+        <w:rFonts w:ascii="Wingdings" w:hAnsi="Wingdings" w:hint="default"/>
+      </w:rPr>
+    </w:lvl>
+  </w:abstractNum>
+  <w:abstractNum w:abstractNumId="10" w15:restartNumberingAfterBreak="0">
+    <w:nsid w:val="4C021D00"/>
+    <w:multiLevelType w:val="hybridMultilevel"/>
+    <w:tmpl w:val="86DC1250"/>
+    <w:lvl w:ilvl="0" w:tplc="C600784C">
+      <w:start w:val="1"/>
+      <w:numFmt w:val="bullet"/>
+      <w:lvlText w:val=""/>
+      <w:lvlJc w:val="left"/>
+      <w:pPr>
+        <w:ind w:left="720" w:hanging="360"/>
+      </w:pPr>
+      <w:rPr>
+        <w:rFonts w:ascii="Symbol" w:hAnsi="Symbol" w:hint="default"/>
+        <w:color w:val="C00000"/>
+      </w:rPr>
+    </w:lvl>
+    <w:lvl w:ilvl="1" w:tplc="04090003" w:tentative="1">
+      <w:start w:val="1"/>
+      <w:numFmt w:val="bullet"/>
+      <w:lvlText w:val="o"/>
+      <w:lvlJc w:val="left"/>
+      <w:pPr>
+        <w:ind w:left="1440" w:hanging="360"/>
+      </w:pPr>
+      <w:rPr>
+        <w:rFonts w:ascii="Courier New" w:hAnsi="Courier New" w:cs="Courier New" w:hint="default"/>
+      </w:rPr>
+    </w:lvl>
+    <w:lvl w:ilvl="2" w:tplc="04090005" w:tentative="1">
+      <w:start w:val="1"/>
+      <w:numFmt w:val="bullet"/>
+      <w:lvlText w:val=""/>
+      <w:lvlJc w:val="left"/>
+      <w:pPr>
+        <w:ind w:left="2160" w:hanging="360"/>
+      </w:pPr>
+      <w:rPr>
+        <w:rFonts w:ascii="Wingdings" w:hAnsi="Wingdings" w:hint="default"/>
+      </w:rPr>
+    </w:lvl>
+    <w:lvl w:ilvl="3" w:tplc="04090001" w:tentative="1">
+      <w:start w:val="1"/>
+      <w:numFmt w:val="bullet"/>
+      <w:lvlText w:val=""/>
+      <w:lvlJc w:val="left"/>
+      <w:pPr>
+        <w:ind w:left="2880" w:hanging="360"/>
+      </w:pPr>
+      <w:rPr>
+        <w:rFonts w:ascii="Symbol" w:hAnsi="Symbol" w:hint="default"/>
+      </w:rPr>
+    </w:lvl>
+    <w:lvl w:ilvl="4" w:tplc="04090003" w:tentative="1">
+      <w:start w:val="1"/>
+      <w:numFmt w:val="bullet"/>
+      <w:lvlText w:val="o"/>
+      <w:lvlJc w:val="left"/>
+      <w:pPr>
+        <w:ind w:left="3600" w:hanging="360"/>
+      </w:pPr>
+      <w:rPr>
+        <w:rFonts w:ascii="Courier New" w:hAnsi="Courier New" w:cs="Courier New" w:hint="default"/>
+      </w:rPr>
+    </w:lvl>
+    <w:lvl w:ilvl="5" w:tplc="04090005" w:tentative="1">
+      <w:start w:val="1"/>
+      <w:numFmt w:val="bullet"/>
+      <w:lvlText w:val=""/>
+      <w:lvlJc w:val="left"/>
+      <w:pPr>
+        <w:ind w:left="4320" w:hanging="360"/>
+      </w:pPr>
+      <w:rPr>
+        <w:rFonts w:ascii="Wingdings" w:hAnsi="Wingdings" w:hint="default"/>
+      </w:rPr>
+    </w:lvl>
+    <w:lvl w:ilvl="6" w:tplc="04090001" w:tentative="1">
+      <w:start w:val="1"/>
+      <w:numFmt w:val="bullet"/>
+      <w:lvlText w:val=""/>
+      <w:lvlJc w:val="left"/>
+      <w:pPr>
+        <w:ind w:left="5040" w:hanging="360"/>
+      </w:pPr>
+      <w:rPr>
+        <w:rFonts w:ascii="Symbol" w:hAnsi="Symbol" w:hint="default"/>
+      </w:rPr>
+    </w:lvl>
+    <w:lvl w:ilvl="7" w:tplc="04090003" w:tentative="1">
+      <w:start w:val="1"/>
+      <w:numFmt w:val="bullet"/>
+      <w:lvlText w:val="o"/>
+      <w:lvlJc w:val="left"/>
+      <w:pPr>
+        <w:ind w:left="5760" w:hanging="360"/>
+      </w:pPr>
+      <w:rPr>
+        <w:rFonts w:ascii="Courier New" w:hAnsi="Courier New" w:cs="Courier New" w:hint="default"/>
+      </w:rPr>
+    </w:lvl>
+    <w:lvl w:ilvl="8" w:tplc="04090005" w:tentative="1">
+      <w:start w:val="1"/>
+      <w:numFmt w:val="bullet"/>
+      <w:lvlText w:val=""/>
+      <w:lvlJc w:val="left"/>
+      <w:pPr>
+        <w:ind w:left="6480" w:hanging="360"/>
+      </w:pPr>
+      <w:rPr>
+        <w:rFonts w:ascii="Wingdings" w:hAnsi="Wingdings" w:hint="default"/>
+      </w:rPr>
+    </w:lvl>
+  </w:abstractNum>
   <w:num w:numId="1" w16cid:durableId="92165768">
     <w:abstractNumId w:val="8"/>
   </w:num>
@@ -1872,6 +2305,12 @@
   </w:num>
   <w:num w:numId="9" w16cid:durableId="685135991">
     <w:abstractNumId w:val="0"/>
+  </w:num>
+  <w:num w:numId="10" w16cid:durableId="796682087">
+    <w:abstractNumId w:val="9"/>
+  </w:num>
+  <w:num w:numId="11" w16cid:durableId="1982269938">
+    <w:abstractNumId w:val="10"/>
   </w:num>
 </w:numbering>
 </file>
